--- a/public/templates/modelo_oficio_OFICIAL_PRONTO.docx
+++ b/public/templates/modelo_oficio_OFICIAL_PRONTO.docx
@@ -188,7 +188,7 @@
           <w:spacing w:val="-2"/>
           <w:sz w:val="24"/>
         </w:rPr>
-        <w:t>23/2026</w:t>
+        <w:t>{{numero}}</w:t>
       </w:r>
     </w:p>
     <w:p>
@@ -294,6 +294,14 @@
           <w:sz w:val="24"/>
         </w:rPr>
         <w:t>Quartel</w:t>
+      </w:r>
+    </w:p>
+    <w:p>
+      <w:pPr>
+        <w:pStyle w:val="Corpodetexto"/>
+      </w:pPr>
+      <w:r>
+        <w:t xml:space="preserve">{{texto}}</w:t>
       </w:r>
     </w:p>
     <w:p>

--- a/public/templates/modelo_oficio_OFICIAL_PRONTO.docx
+++ b/public/templates/modelo_oficio_OFICIAL_PRONTO.docx
@@ -1,6 +1,1724 @@
 
-<file path=word/document.xml><?xml version="1.0" encoding="UTF-8" standalone="yes"?>
-<w:document xmlns:wpc="http://schemas.microsoft.com/office/word/2010/wordprocessingCanvas" xmlns:cx="http://schemas.microsoft.com/office/drawing/2014/chartex" xmlns:cx1="http://schemas.microsoft.com/office/drawing/2015/9/8/chartex" xmlns:cx2="http://schemas.microsoft.com/office/drawing/2015/10/21/chartex" xmlns:cx3="http://schemas.microsoft.com/office/drawing/2016/5/9/chartex" xmlns:cx4="http://schemas.microsoft.com/office/drawing/2016/5/10/chartex" xmlns:cx5="http://schemas.microsoft.com/office/drawing/2016/5/11/chartex" xmlns:cx6="http://schemas.microsoft.com/office/drawing/2016/5/12/chartex" xmlns:cx7="http://schemas.microsoft.com/office/drawing/2016/5/13/chartex" xmlns:cx8="http://schemas.microsoft.com/office/drawing/2016/5/14/chartex" xmlns:mc="http://schemas.openxmlformats.org/markup-compatibility/2006" xmlns:aink="http://schemas.microsoft.com/office/drawing/2016/ink" xmlns:am3d="http://schemas.microsoft.com/office/drawing/2017/model3d" xmlns:o="urn:schemas-microsoft-com:office:office" xmlns:oel="http://schemas.microsoft.com/office/2019/extlst" xmlns:r="http://schemas.openxmlformats.org/officeDocument/2006/relationships" xmlns:m="http://schemas.openxmlformats.org/officeDocument/2006/math" xmlns:v="urn:schemas-microsoft-com:vml" xmlns:wp14="http://schemas.microsoft.com/office/word/2010/wordprocessingDrawing" xmlns:wp="http://schemas.openxmlformats.org/drawingml/2006/wordprocessingDrawing" xmlns:w10="urn:schemas-microsoft-com:office:word" xmlns:w="http://schemas.openxmlformats.org/wordprocessingml/2006/main" xmlns:w14="http://schemas.microsoft.com/office/word/2010/wordml" xmlns:w15="http://schemas.microsoft.com/office/word/2012/wordml" xmlns:w16cex="http://schemas.microsoft.com/office/word/2018/wordml/cex" xmlns:w16cid="http://schemas.microsoft.com/office/word/2016/wordml/cid" xmlns:w16="http://schemas.microsoft.com/office/word/2018/wordml" xmlns:w16du="http://schemas.microsoft.com/office/word/2023/wordml/word16du" xmlns:w16sdtdh="http://schemas.microsoft.com/office/word/2020/wordml/sdtdatahash" xmlns:w16sdtfl="http://schemas.microsoft.com/office/word/2024/wordml/sdtformatlock" xmlns:w16se="http://schemas.microsoft.com/office/word/2015/wordml/symex" xmlns:wpg="http://schemas.microsoft.com/office/word/2010/wordprocessingGroup" xmlns:wpi="http://schemas.microsoft.com/office/word/2010/wordprocessingInk" xmlns:wne="http://schemas.microsoft.com/office/word/2006/wordml" xmlns:wps="http://schemas.microsoft.com/office/word/2010/wordprocessingShape" mc:Ignorable="w14 w15 w16se w16cid w16 w16cex w16sdtdh w16sdtfl w16du wp14"><w:body><w:p><w:pPr><w:tabs><w:tab w:val="left" w:pos="6007"/></w:tabs><w:ind w:left="1515"/><w:rPr><w:sz w:val="20"/></w:rPr></w:pPr><w:r><w:rPr><w:noProof/><w:position w:val="12"/><w:sz w:val="20"/></w:rPr><w:drawing><wp:inline distT="0" distB="0" distL="0" distR="0" wp14:anchorId="1A7710D0" wp14:editId="64CCB315"><wp:extent cx="2638651" cy="772668"/><wp:effectExtent l="0" t="0" r="0" b="0"/><wp:docPr id="1" name="Image 1"/><wp:cNvGraphicFramePr><a:graphicFrameLocks xmlns:a="http://schemas.openxmlformats.org/drawingml/2006/main"/></wp:cNvGraphicFramePr><a:graphic xmlns:a="http://schemas.openxmlformats.org/drawingml/2006/main"><a:graphicData uri="http://schemas.openxmlformats.org/drawingml/2006/picture"><pic:pic xmlns:pic="http://schemas.openxmlformats.org/drawingml/2006/picture"><pic:nvPicPr><pic:cNvPr id="1" name="Image 1"/><pic:cNvPicPr/></pic:nvPicPr><pic:blipFill><a:blip r:embed="rId4" cstate="print"/><a:stretch><a:fillRect/></a:stretch></pic:blipFill><pic:spPr><a:xfrm><a:off x="0" y="0"/><a:ext cx="2638651" cy="772668"/></a:xfrm><a:prstGeom prst="rect"><a:avLst/></a:prstGeom></pic:spPr></pic:pic></a:graphicData></a:graphic></wp:inline></w:drawing></w:r><w:r><w:rPr><w:position w:val="12"/><w:sz w:val="20"/></w:rPr><w:tab/></w:r><w:r><w:rPr><w:noProof/><w:sz w:val="20"/></w:rPr><w:drawing><wp:inline distT="0" distB="0" distL="0" distR="0" wp14:anchorId="1BFF1D53" wp14:editId="2514B3D3"><wp:extent cx="1541446" cy="786383"/><wp:effectExtent l="0" t="0" r="0" b="0"/><wp:docPr id="2" name="Image 2"/><wp:cNvGraphicFramePr><a:graphicFrameLocks xmlns:a="http://schemas.openxmlformats.org/drawingml/2006/main"/></wp:cNvGraphicFramePr><a:graphic xmlns:a="http://schemas.openxmlformats.org/drawingml/2006/main"><a:graphicData uri="http://schemas.openxmlformats.org/drawingml/2006/picture"><pic:pic xmlns:pic="http://schemas.openxmlformats.org/drawingml/2006/picture"><pic:nvPicPr><pic:cNvPr id="2" name="Image 2"/><pic:cNvPicPr/></pic:nvPicPr><pic:blipFill><a:blip r:embed="rId5" cstate="print"/><a:stretch><a:fillRect/></a:stretch></pic:blipFill><pic:spPr><a:xfrm><a:off x="0" y="0"/><a:ext cx="1541446" cy="786383"/></a:xfrm><a:prstGeom prst="rect"><a:avLst/></a:prstGeom></pic:spPr></pic:pic></a:graphicData></a:graphic></wp:inline></w:drawing></w:r></w:p><w:p><w:pPr><w:pStyle w:val="Corpodetexto"/><w:spacing w:before="147"/></w:pPr></w:p><w:p><w:pPr><w:pStyle w:val="Corpodetexto"/><w:ind w:left="5971"/></w:pPr><w:r><w:t xml:space="preserve">Uberlândia, {{data}}</w:t></w:r></w:p><w:p><w:pPr><w:pStyle w:val="Corpodetexto"/></w:pPr></w:p><w:p><w:pPr><w:pStyle w:val="Corpodetexto"/></w:pPr></w:p><w:p><w:pPr><w:spacing w:before="1"/><w:ind w:left="141"/><w:rPr><w:b/><w:sz w:val="24"/></w:rPr></w:pPr><w:r><w:rPr><w:b/><w:sz w:val="24"/></w:rPr><w:t>Ofício</w:t></w:r><w:r><w:rPr><w:b/><w:spacing w:val="-5"/><w:sz w:val="24"/></w:rPr><w:t xml:space="preserve"> </w:t></w:r><w:r><w:rPr><w:b/><w:sz w:val="24"/></w:rPr><w:t>GVF</w:t></w:r><w:r><w:rPr><w:b/><w:spacing w:val="2"/><w:sz w:val="24"/></w:rPr><w:t xml:space="preserve"> </w:t></w:r><w:r><w:rPr><w:b/><w:sz w:val="24"/></w:rPr><w:t>n°</w:t></w:r><w:r><w:rPr><w:b/><w:spacing w:val="2"/><w:sz w:val="24"/></w:rPr><w:t xml:space="preserve"> </w:t></w:r><w:r><w:rPr><w:b/><w:spacing w:val="-2"/><w:sz w:val="24"/></w:rPr><w:t>{{numero}}</w:t></w:r></w:p><w:p><w:pPr><w:pStyle w:val="Corpodetexto"/><w:spacing w:before="275"/><w:rPr><w:b/></w:rPr></w:pPr></w:p><w:p><w:pPr><w:spacing w:before="1"/><w:ind w:left="141"/><w:rPr><w:b/><w:sz w:val="24"/></w:rPr></w:pPr><w:r><w:rPr><w:b/><w:sz w:val="24"/></w:rPr><w:t xml:space="preserve">DESTINATÁRIO: {{destinatario}}</w:t></w:r></w:p><w:p><w:pPr><w:spacing w:before="140"/><w:ind w:left="141"/><w:rPr><w:b/><w:sz w:val="24"/></w:rPr></w:pPr><w:r><w:rPr><w:b/><w:sz w:val="24"/></w:rPr><w:r><w:rPr><w:b/><w:sz w:val="24"/></w:rPr><w:t xml:space="preserve">ASSUNTO: {{assunto}}</w:t></w:r></w:p><w:p><w:pPr><w:spacing w:before="136"/><w:ind w:left="141"/><w:rPr><w:b/><w:sz w:val="24"/></w:rPr></w:pPr><w:r><w:rPr><w:b/><w:sz w:val="24"/></w:rPr><w:r><w:rPr><w:b/><w:sz w:val="24"/></w:rPr><w:t xml:space="preserve">{{bairro}}</w:t></w:r></w:p><w:p><w:pPr><w:pStyle w:val="Corpodetexto"/></w:pPr><w:r><w:t xml:space="preserve">{{texto}}</w:t></w:r></w:p><w:p><w:pPr><w:pStyle w:val="Corpodetexto"/><w:rPr><w:b/></w:rPr></w:pPr></w:p><w:p><w:pPr><w:pStyle w:val="Corpodetexto"/><w:rPr><w:b/></w:rPr></w:pPr></w:p><w:p><w:pPr><w:pStyle w:val="Corpodetexto"/><w:spacing w:line="275" w:lineRule="exact"/><w:sectPr><w:type w:val="continuous"/><w:pgSz w:w="11910" w:h="16840"/><w:pgMar w:top="660" w:right="992" w:bottom="0" w:left="1275" w:header="720" w:footer="720" w:gutter="0"/><w:cols w:space="720"/></w:sectPr></w:pPr></w:p><w:p><w:pPr><w:pStyle w:val="Corpodetexto"/><w:spacing w:before="184"/></w:pPr></w:p><w:p><w:pPr><w:pStyle w:val="Ttulo1"/><w:spacing w:line="247" w:lineRule="auto"/><w:ind w:left="2554"/></w:pPr><w:r><w:rPr><w:noProof/></w:rPr><mc:AlternateContent><mc:Choice Requires="wps"><w:drawing><wp:anchor distT="0" distB="0" distL="0" distR="0" simplePos="0" relativeHeight="15729152" behindDoc="0" locked="0" layoutInCell="1" allowOverlap="1" wp14:anchorId="264361BF" wp14:editId="0209A9CB"><wp:simplePos x="0" y="0"/><wp:positionH relativeFrom="page"><wp:posOffset>2431719</wp:posOffset></wp:positionH><wp:positionV relativeFrom="paragraph"><wp:posOffset>-184561</wp:posOffset></wp:positionV><wp:extent cx="1348740" cy="183515"/><wp:effectExtent l="0" t="0" r="0" b="0"/><wp:wrapNone/><wp:docPr id="3" name="Textbox 3"/><wp:cNvGraphicFramePr><a:graphicFrameLocks xmlns:a="http://schemas.openxmlformats.org/drawingml/2006/main"/></wp:cNvGraphicFramePr><a:graphic xmlns:a="http://schemas.openxmlformats.org/drawingml/2006/main"><a:graphicData uri="http://schemas.microsoft.com/office/word/2010/wordprocessingShape"><wps:wsp><wps:cNvSpPr txBox="1"><a:spLocks/></wps:cNvSpPr><wps:spPr><a:xfrm><a:off x="0" y="0"/><a:ext cx="1348740" cy="183515"/></a:xfrm><a:prstGeom prst="rect"><a:avLst/></a:prstGeom></wps:spPr><wps:txbx><w:txbxContent><w:p><w:pPr><w:spacing w:before="3"/><w:rPr><w:rFonts w:ascii="Trebuchet MS"/><w:sz w:val="24"/></w:rPr></w:pPr><w:r><w:rPr><w:rFonts w:ascii="Trebuchet MS"/><w:spacing w:val="-2"/><w:sz w:val="24"/></w:rPr><w:t>FABIO</w:t></w:r><w:r><w:rPr><w:rFonts w:ascii="Trebuchet MS"/><w:spacing w:val="-18"/><w:sz w:val="24"/></w:rPr><w:t xml:space="preserve"> </w:t></w:r><w:r><w:rPr><w:rFonts w:ascii="Trebuchet MS"/><w:spacing w:val="-2"/><w:sz w:val="24"/></w:rPr><w:t>DIAS</w:t></w:r><w:r><w:rPr><w:rFonts w:ascii="Trebuchet MS"/><w:spacing w:val="-18"/><w:sz w:val="24"/></w:rPr><w:t xml:space="preserve"> </w:t></w:r><w:r><w:rPr><w:rFonts w:ascii="Trebuchet MS"/><w:spacing w:val="-5"/><w:sz w:val="24"/></w:rPr><w:t>QUEIROZ</w:t></w:r></w:p></w:txbxContent></wps:txbx><wps:bodyPr wrap="square" lIns="0" tIns="0" rIns="0" bIns="0" rtlCol="0"><a:noAutofit/></wps:bodyPr></wps:wsp></a:graphicData></a:graphic></wp:anchor></w:drawing></mc:Choice><mc:Fallback><w:pict><v:shapetype w14:anchorId="264361BF" id="_x0000_t202" coordsize="21600,21600" o:spt="202" path="m,l,21600r21600,l21600,xe"><v:stroke joinstyle="miter"/><v:path gradientshapeok="t" o:connecttype="rect"/></v:shapetype><v:shape id="Textbox 3" o:spid="_x0000_s1026" type="#_x0000_t202" style="position:absolute;left:0;text-align:left;margin-left:191.45pt;margin-top:-14.55pt;width:106.2pt;height:14.45pt;z-index:15729152;visibility:visible;mso-wrap-style:square;mso-wrap-distance-left:0;mso-wrap-distance-top:0;mso-wrap-distance-right:0;mso-wrap-distance-bottom:0;mso-position-horizontal:absolute;mso-position-horizontal-relative:page;mso-position-vertical:absolute;mso-position-vertical-relative:text;v-text-anchor:top" o:gfxdata="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" filled="f" stroked="f"><v:textbox inset="0,0,0,0"><w:txbxContent><w:p><w:pPr><w:spacing w:before="3"/><w:rPr><w:rFonts w:ascii="Trebuchet MS"/><w:sz w:val="24"/></w:rPr></w:pPr><w:r><w:rPr><w:rFonts w:ascii="Trebuchet MS"/><w:spacing w:val="-2"/><w:sz w:val="24"/></w:rPr><w:t>FABIO</w:t></w:r><w:r><w:rPr><w:rFonts w:ascii="Trebuchet MS"/><w:spacing w:val="-18"/><w:sz w:val="24"/></w:rPr><w:t xml:space="preserve"> </w:t></w:r><w:r><w:rPr><w:rFonts w:ascii="Trebuchet MS"/><w:spacing w:val="-2"/><w:sz w:val="24"/></w:rPr><w:t>DIAS</w:t></w:r><w:r><w:rPr><w:rFonts w:ascii="Trebuchet MS"/><w:spacing w:val="-18"/><w:sz w:val="24"/></w:rPr><w:t xml:space="preserve"> </w:t></w:r><w:r><w:rPr><w:rFonts w:ascii="Trebuchet MS"/><w:spacing w:val="-5"/><w:sz w:val="24"/></w:rPr><w:t>QUEIROZ</w:t></w:r></w:p></w:txbxContent></v:textbox><w10:wrap anchorx="page"/></v:shape></w:pict></mc:Fallback></mc:AlternateContent></w:r><w:r><w:rPr><w:spacing w:val="-8"/></w:rPr><w:t xml:space="preserve">ZAVITOSKI:27500005 </w:t></w:r><w:r><w:rPr><w:spacing w:val="-4"/></w:rPr><w:t>806</w:t></w:r></w:p><w:p><w:pPr><w:spacing w:before="91" w:line="252" w:lineRule="auto"/><w:ind w:left="61" w:right="2744"/><w:rPr><w:rFonts w:ascii="Trebuchet MS"/><w:sz w:val="17"/></w:rPr></w:pPr><w:r><w:br w:type="column"/></w:r><w:r><w:rPr><w:rFonts w:ascii="Trebuchet MS"/><w:sz w:val="17"/></w:rPr><w:t>Assinado</w:t></w:r><w:r><w:rPr><w:rFonts w:ascii="Trebuchet MS"/><w:spacing w:val="-5"/><w:sz w:val="17"/></w:rPr><w:t xml:space="preserve"> </w:t></w:r><w:r><w:rPr><w:rFonts w:ascii="Trebuchet MS"/><w:sz w:val="17"/></w:rPr><w:t>de</w:t></w:r><w:r><w:rPr><w:rFonts w:ascii="Trebuchet MS"/><w:spacing w:val="-5"/><w:sz w:val="17"/></w:rPr><w:t xml:space="preserve"> </w:t></w:r><w:r><w:rPr><w:rFonts w:ascii="Trebuchet MS"/><w:sz w:val="17"/></w:rPr><w:t>forma</w:t></w:r><w:r><w:rPr><w:rFonts w:ascii="Trebuchet MS"/><w:spacing w:val="-5"/><w:sz w:val="17"/></w:rPr><w:t xml:space="preserve"> </w:t></w:r><w:r><w:rPr><w:rFonts w:ascii="Trebuchet MS"/><w:sz w:val="17"/></w:rPr><w:t xml:space="preserve">digital por FABIO DIAS QUEIROZ </w:t></w:r><w:r><w:rPr><w:rFonts w:ascii="Trebuchet MS"/><w:spacing w:val="-2"/><w:sz w:val="17"/></w:rPr><w:t xml:space="preserve">ZAVITOSKI:27500005806 </w:t></w:r><w:r><w:rPr><w:rFonts w:ascii="Trebuchet MS"/><w:w w:val="90"/><w:sz w:val="17"/></w:rPr><w:t>Dados: 2026.02.19 11:10:09</w:t></w:r></w:p><w:p><w:pPr><w:spacing w:before="1"/><w:ind w:left="61"/><w:rPr><w:rFonts w:ascii="Trebuchet MS"/><w:sz w:val="17"/></w:rPr></w:pPr><w:r><w:rPr><w:rFonts w:ascii="Trebuchet MS"/><w:noProof/><w:sz w:val="17"/></w:rPr><mc:AlternateContent><mc:Choice Requires="wpg"><w:drawing><wp:anchor distT="0" distB="0" distL="0" distR="0" simplePos="0" relativeHeight="487552000" behindDoc="1" locked="0" layoutInCell="1" allowOverlap="1" wp14:anchorId="47C37636" wp14:editId="309AC891"><wp:simplePos x="0" y="0"/><wp:positionH relativeFrom="page"><wp:posOffset>2535935</wp:posOffset></wp:positionH><wp:positionV relativeFrom="paragraph"><wp:posOffset>-527653</wp:posOffset></wp:positionV><wp:extent cx="2667000" cy="728345"/><wp:effectExtent l="0" t="0" r="0" b="0"/><wp:wrapNone/><wp:docPr id="4" name="Group 4"/><wp:cNvGraphicFramePr><a:graphicFrameLocks xmlns:a="http://schemas.openxmlformats.org/drawingml/2006/main"/></wp:cNvGraphicFramePr><a:graphic xmlns:a="http://schemas.openxmlformats.org/drawingml/2006/main"><a:graphicData uri="http://schemas.microsoft.com/office/word/2010/wordprocessingGroup"><wpg:wgp><wpg:cNvGrpSpPr><a:grpSpLocks/></wpg:cNvGrpSpPr><wpg:grpSpPr><a:xfrm><a:off x="0" y="0"/><a:ext cx="2667000" cy="728345"/><a:chOff x="0" y="0"/><a:chExt cx="2667000" cy="728345"/></a:xfrm></wpg:grpSpPr><wps:wsp><wps:cNvPr id="5" name="Graphic 5"/><wps:cNvSpPr/><wps:spPr><a:xfrm><a:off x="0" y="725195"/><a:ext cx="2667000" cy="1270"/></a:xfrm><a:custGeom><a:avLst/><a:gdLst/><a:ahLst/><a:cxnLst/><a:rect l="l" t="t" r="r" b="b"/><a:pathLst><a:path w="2667000"><a:moveTo><a:pt x="0" y="0"/></a:moveTo><a:lnTo><a:pt x="2667000" y="0"/></a:lnTo></a:path></a:pathLst></a:custGeom><a:ln w="6186"><a:solidFill><a:srgbClr val="000000"/></a:solidFill><a:prstDash val="solid"/></a:ln></wps:spPr><wps:bodyPr wrap="square" lIns="0" tIns="0" rIns="0" bIns="0" rtlCol="0"><a:prstTxWarp prst="textNoShape"><a:avLst/></a:prstTxWarp><a:noAutofit/></wps:bodyPr></wps:wsp><wps:wsp><wps:cNvPr id="6" name="Graphic 6"/><wps:cNvSpPr/><wps:spPr><a:xfrm><a:off x="923827" y="0"/><a:ext cx="684530" cy="679450"/></a:xfrm><a:custGeom><a:avLst/><a:gdLst/><a:ahLst/><a:cxnLst/><a:rect l="l" t="t" r="r" b="b"/><a:pathLst><a:path w="684530" h="679450"><a:moveTo><a:pt x="123271" y="535567"/></a:moveTo><a:lnTo><a:pt x="63757" y="574264"/></a:lnTo><a:lnTo><a:pt x="25855" y="611654"/></a:lnTo><a:lnTo><a:pt x="5843" y="644083"/></a:lnTo><a:lnTo><a:pt x="0" y="667892"/></a:lnTo><a:lnTo><a:pt x="4385" y="676707"/></a:lnTo><a:lnTo><a:pt x="8318" y="679038"/></a:lnTo><a:lnTo><a:pt x="54232" y="679038"/></a:lnTo><a:lnTo><a:pt x="56150" y="677643"/></a:lnTo><a:lnTo><a:pt x="13232" y="677643"/></a:lnTo><a:lnTo><a:pt x="19261" y="652309"/></a:lnTo><a:lnTo><a:pt x="41612" y="616529"/></a:lnTo><a:lnTo><a:pt x="77273" y="575800"/></a:lnTo><a:lnTo><a:pt x="123271" y="535567"/></a:lnTo><a:close/></a:path><a:path w="684530" h="679450"><a:moveTo><a:pt x="292508" y="0"/></a:moveTo><a:lnTo><a:pt x="278819" y="9140"/></a:lnTo><a:lnTo><a:pt x="271789" y="30295"/></a:lnTo><a:lnTo><a:pt x="269199" y="54061"/></a:lnTo><a:lnTo><a:pt x="268829" y="71037"/></a:lnTo><a:lnTo><a:pt x="269330" y="86392"/></a:lnTo><a:lnTo><a:pt x="275794" y="138592"/></a:lnTo><a:lnTo><a:pt x="287546" y="194809"/></a:lnTo><a:lnTo><a:pt x="292508" y="213809"/></a:lnTo><a:lnTo><a:pt x="288889" y="230982"/></a:lnTo><a:lnTo><a:pt x="262681" y="302443"/></a:lnTo><a:lnTo><a:pt x="241926" y="351086"/></a:lnTo><a:lnTo><a:pt x="217291" y="404576"/></a:lnTo><a:lnTo><a:pt x="189695" y="460090"/></a:lnTo><a:lnTo><a:pt x="160124" y="514674"/></a:lnTo><a:lnTo><a:pt x="129281" y="565902"/></a:lnTo><a:lnTo><a:pt x="98297" y="610555"/></a:lnTo><a:lnTo><a:pt x="68016" y="645945"/></a:lnTo><a:lnTo><a:pt x="13232" y="677643"/></a:lnTo><a:lnTo><a:pt x="56150" y="677643"/></a:lnTo><a:lnTo><a:pt x="79311" y="660800"/></a:lnTo><a:lnTo><a:pt x="111181" y="626373"/></a:lnTo><a:lnTo><a:pt x="148065" y="575800"/></a:lnTo><a:lnTo><a:pt x="190130" y="507710"/></a:lnTo><a:lnTo><a:pt x="196674" y="505620"/></a:lnTo><a:lnTo><a:pt x="190130" y="505620"/></a:lnTo><a:lnTo><a:pt x="225098" y="442782"/></a:lnTo><a:lnTo><a:pt x="252114" y="389907"/></a:lnTo><a:lnTo><a:pt x="272398" y="345698"/></a:lnTo><a:lnTo><a:pt x="287169" y="308861"/></a:lnTo><a:lnTo><a:pt x="297645" y="278098"/></a:lnTo><a:lnTo><a:pt x="305045" y="252113"/></a:lnTo><a:lnTo><a:pt x="329491" y="252113"/></a:lnTo><a:lnTo><a:pt x="314098" y="211719"/></a:lnTo><a:lnTo><a:pt x="319130" y="176201"/></a:lnTo><a:lnTo><a:pt x="305045" y="176201"/></a:lnTo><a:lnTo><a:pt x="297035" y="145644"/></a:lnTo><a:lnTo><a:pt x="291638" y="116132"/></a:lnTo><a:lnTo><a:pt x="288591" y="88448"/></a:lnTo><a:lnTo><a:pt x="287633" y="63376"/></a:lnTo><a:lnTo><a:pt x="287769" y="57108"/></a:lnTo><a:lnTo><a:pt x="287862" y="52853"/></a:lnTo><a:lnTo><a:pt x="289461" y="35083"/></a:lnTo><a:lnTo><a:pt x="293803" y="16660"/></a:lnTo><a:lnTo><a:pt x="302259" y="4178"/></a:lnTo><a:lnTo><a:pt x="319222" y="4178"/></a:lnTo><a:lnTo><a:pt x="310268" y="696"/></a:lnTo><a:lnTo><a:pt x="292508" y="0"/></a:lnTo><a:close/></a:path><a:path w="684530" h="679450"><a:moveTo><a:pt x="676949" y="504227"/></a:moveTo><a:lnTo><a:pt x="657448" y="504227"/></a:lnTo><a:lnTo><a:pt x="649787" y="511192"/></a:lnTo><a:lnTo><a:pt x="649787" y="529996"/></a:lnTo><a:lnTo><a:pt x="657448" y="536960"/></a:lnTo><a:lnTo><a:pt x="676949" y="536960"/></a:lnTo><a:lnTo><a:pt x="680431" y="533478"/></a:lnTo><a:lnTo><a:pt x="659537" y="533478"/></a:lnTo><a:lnTo><a:pt x="653269" y="527906"/></a:lnTo><a:lnTo><a:pt x="653269" y="513281"/></a:lnTo><a:lnTo><a:pt x="659537" y="507710"/></a:lnTo><a:lnTo><a:pt x="680431" y="507710"/></a:lnTo><a:lnTo><a:pt x="676949" y="504227"/></a:lnTo><a:close/></a:path><a:path w="684530" h="679450"><a:moveTo><a:pt x="680431" y="507710"/></a:moveTo><a:lnTo><a:pt x="674859" y="507710"/></a:lnTo><a:lnTo><a:pt x="679734" y="513281"/></a:lnTo><a:lnTo><a:pt x="679734" y="527906"/></a:lnTo><a:lnTo><a:pt x="674859" y="533478"/></a:lnTo><a:lnTo><a:pt x="680431" y="533478"/></a:lnTo><a:lnTo><a:pt x="683913" y="529996"/></a:lnTo><a:lnTo><a:pt x="683913" y="511192"/></a:lnTo><a:lnTo><a:pt x="680431" y="507710"/></a:lnTo><a:close/></a:path><a:path w="684530" h="679450"><a:moveTo><a:pt x="671377" y="509799"/></a:moveTo><a:lnTo><a:pt x="660234" y="509799"/></a:lnTo><a:lnTo><a:pt x="660234" y="529996"/></a:lnTo><a:lnTo><a:pt x="663716" y="529996"/></a:lnTo><a:lnTo><a:pt x="663716" y="522335"/></a:lnTo><a:lnTo><a:pt x="672538" y="522335"/></a:lnTo><a:lnTo><a:pt x="672074" y="521638"/></a:lnTo><a:lnTo><a:pt x="669984" y="520942"/></a:lnTo><a:lnTo><a:pt x="674163" y="519549"/></a:lnTo><a:lnTo><a:pt x="663716" y="519549"/></a:lnTo><a:lnTo><a:pt x="663716" y="513978"/></a:lnTo><a:lnTo><a:pt x="673699" y="513978"/></a:lnTo><a:lnTo><a:pt x="673583" y="513281"/></a:lnTo><a:lnTo><a:pt x="673466" y="512585"/></a:lnTo><a:lnTo><a:pt x="671377" y="509799"/></a:lnTo><a:close/></a:path><a:path w="684530" h="679450"><a:moveTo><a:pt x="672538" y="522335"/></a:moveTo><a:lnTo><a:pt x="667895" y="522335"/></a:lnTo><a:lnTo><a:pt x="669288" y="524424"/></a:lnTo><a:lnTo><a:pt x="669984" y="526514"/></a:lnTo><a:lnTo><a:pt x="670681" y="529996"/></a:lnTo><a:lnTo><a:pt x="674163" y="529996"/></a:lnTo><a:lnTo><a:pt x="673466" y="526514"/></a:lnTo><a:lnTo><a:pt x="673466" y="523728"/></a:lnTo><a:lnTo><a:pt x="672538" y="522335"/></a:lnTo><a:close/></a:path><a:path w="684530" h="679450"><a:moveTo><a:pt x="673699" y="513978"/></a:moveTo><a:lnTo><a:pt x="668591" y="513978"/></a:lnTo><a:lnTo><a:pt x="669984" y="514674"/></a:lnTo><a:lnTo><a:pt x="669984" y="518853"/></a:lnTo><a:lnTo><a:pt x="667895" y="519549"/></a:lnTo><a:lnTo><a:pt x="674163" y="519549"/></a:lnTo><a:lnTo><a:pt x="674163" y="516763"/></a:lnTo><a:lnTo><a:pt x="673837" y="514806"/></a:lnTo><a:lnTo><a:pt x="673815" y="514674"/></a:lnTo><a:lnTo><a:pt x="673699" y="513978"/></a:lnTo><a:close/></a:path><a:path w="684530" h="679450"><a:moveTo><a:pt x="329491" y="252113"/></a:moveTo><a:lnTo><a:pt x="305045" y="252113"/></a:lnTo><a:lnTo><a:pt x="334869" y="314587"/></a:lnTo><a:lnTo><a:pt x="366132" y="360949"/></a:lnTo><a:lnTo><a:pt x="396759" y="393971"/></a:lnTo><a:lnTo><a:pt x="424678" y="416430"/></a:lnTo><a:lnTo><a:pt x="447817" y="431100"/></a:lnTo><a:lnTo><a:pt x="398018" y="440722"/></a:lnTo><a:lnTo><a:pt x="346280" y="452919"/></a:lnTo><a:lnTo><a:pt x="293673" y="467756"/></a:lnTo><a:lnTo><a:pt x="241266" y="485301"/></a:lnTo><a:lnTo><a:pt x="190130" y="505620"/></a:lnTo><a:lnTo><a:pt x="196674" y="505620"/></a:lnTo><a:lnTo><a:pt x="232663" y="494129"/></a:lnTo><a:lnTo><a:pt x="278245" y="481941"/></a:lnTo><a:lnTo><a:pt x="326634" y="471059"/></a:lnTo><a:lnTo><a:pt x="375799" y="461847"/></a:lnTo><a:lnTo><a:pt x="425118" y="454299"/></a:lnTo><a:lnTo><a:pt x="473585" y="448511"/></a:lnTo><a:lnTo><a:pt x="525881" y="448511"/></a:lnTo><a:lnTo><a:pt x="514676" y="443636"/></a:lnTo><a:lnTo><a:pt x="561915" y="441471"/></a:lnTo><a:lnTo><a:pt x="669708" y="441471"/></a:lnTo><a:lnTo><a:pt x="651615" y="431710"/></a:lnTo><a:lnTo><a:pt x="625639" y="426225"/></a:lnTo><a:lnTo><a:pt x="484032" y="426225"/></a:lnTo><a:lnTo><a:pt x="467872" y="416975"/></a:lnTo><a:lnTo><a:pt x="421352" y="385831"/></a:lnTo><a:lnTo><a:pt x="386769" y="350693"/></a:lnTo><a:lnTo><a:pt x="357278" y="308439"/></a:lnTo><a:lnTo><a:pt x="333071" y="261467"/></a:lnTo><a:lnTo><a:pt x="329491" y="252113"/></a:lnTo><a:close/></a:path><a:path w="684530" h="679450"><a:moveTo><a:pt x="525881" y="448511"/></a:moveTo><a:lnTo><a:pt x="473585" y="448511"/></a:lnTo><a:lnTo><a:pt x="519290" y="469166"/></a:lnTo><a:lnTo><a:pt x="564472" y="484727"/></a:lnTo><a:lnTo><a:pt x="605998" y="494542"/></a:lnTo><a:lnTo><a:pt x="640733" y="497959"/></a:lnTo><a:lnTo><a:pt x="655108" y="497023"/></a:lnTo><a:lnTo><a:pt x="665893" y="494129"/></a:lnTo><a:lnTo><a:pt x="673151" y="489145"/></a:lnTo><a:lnTo><a:pt x="674379" y="486816"/></a:lnTo><a:lnTo><a:pt x="655359" y="486816"/></a:lnTo><a:lnTo><a:pt x="627795" y="483693"/></a:lnTo><a:lnTo><a:pt x="593636" y="474889"/></a:lnTo><a:lnTo><a:pt x="555168" y="461254"/></a:lnTo><a:lnTo><a:pt x="525881" y="448511"/></a:lnTo><a:close/></a:path><a:path w="684530" h="679450"><a:moveTo><a:pt x="676949" y="481941"/></a:moveTo><a:lnTo><a:pt x="672074" y="484030"/></a:lnTo><a:lnTo><a:pt x="664413" y="486816"/></a:lnTo><a:lnTo><a:pt x="674379" y="486816"/></a:lnTo><a:lnTo><a:pt x="676949" y="481941"/></a:lnTo><a:close/></a:path><a:path w="684530" h="679450"><a:moveTo><a:pt x="669708" y="441471"/></a:moveTo><a:lnTo><a:pt x="561915" y="441471"/></a:lnTo><a:lnTo><a:pt x="616793" y="443027"/></a:lnTo><a:lnTo><a:pt x="661877" y="452549"/></a:lnTo><a:lnTo><a:pt x="679734" y="474280"/></a:lnTo><a:lnTo><a:pt x="681824" y="469405"/></a:lnTo><a:lnTo><a:pt x="683916" y="467316"/></a:lnTo><a:lnTo><a:pt x="683916" y="462440"/></a:lnTo><a:lnTo><a:pt x="675436" y="444561"/></a:lnTo><a:lnTo><a:pt x="669708" y="441471"/></a:lnTo><a:close/></a:path><a:path w="684530" h="679450"><a:moveTo><a:pt x="567606" y="421350"/></a:moveTo><a:lnTo><a:pt x="548965" y="421818"/></a:lnTo><a:lnTo><a:pt x="528692" y="423004"/></a:lnTo><a:lnTo><a:pt x="484032" y="426225"/></a:lnTo><a:lnTo><a:pt x="625639" y="426225"/></a:lnTo><a:lnTo><a:pt x="614867" y="423951"/></a:lnTo><a:lnTo><a:pt x="567606" y="421350"/></a:lnTo><a:close/></a:path><a:path w="684530" h="679450"><a:moveTo><a:pt x="325938" y="57108"/></a:moveTo><a:lnTo><a:pt x="322184" y="77675"/></a:lnTo><a:lnTo><a:pt x="317842" y="104118"/></a:lnTo><a:lnTo><a:pt x="312325" y="136830"/></a:lnTo><a:lnTo><a:pt x="305141" y="175678"/></a:lnTo><a:lnTo><a:pt x="305045" y="176201"/></a:lnTo><a:lnTo><a:pt x="319130" y="176201"/></a:lnTo><a:lnTo><a:pt x="319768" y="171695"/></a:lnTo><a:lnTo><a:pt x="322891" y="133369"/></a:lnTo><a:lnTo><a:pt x="324578" y="95565"/></a:lnTo><a:lnTo><a:pt x="325938" y="57108"/></a:lnTo><a:close/></a:path><a:path w="684530" h="679450"><a:moveTo><a:pt x="319222" y="4178"/></a:moveTo><a:lnTo><a:pt x="302259" y="4178"/></a:lnTo><a:lnTo><a:pt x="309778" y="8923"/></a:lnTo><a:lnTo><a:pt x="317031" y="16660"/></a:lnTo><a:lnTo><a:pt x="322728" y="28075"/></a:lnTo><a:lnTo><a:pt x="325938" y="44572"/></a:lnTo><a:lnTo><a:pt x="328550" y="18804"/></a:lnTo><a:lnTo><a:pt x="322804" y="5571"/></a:lnTo><a:lnTo><a:pt x="319222" y="4178"/></a:lnTo><a:close/></a:path></a:pathLst></a:custGeom><a:solidFill><a:srgbClr val="FFD8D8"/></a:solidFill></wps:spPr><wps:bodyPr wrap="square" lIns="0" tIns="0" rIns="0" bIns="0" rtlCol="0"><a:prstTxWarp prst="textNoShape"><a:avLst/></a:prstTxWarp><a:noAutofit/></wps:bodyPr></wps:wsp></wpg:wgp></a:graphicData></a:graphic></wp:anchor></w:drawing></mc:Choice><mc:Fallback><w:pict><v:group w14:anchorId="6AFA3C4F" id="Group 4" o:spid="_x0000_s1026" style="position:absolute;margin-left:199.7pt;margin-top:-41.55pt;width:210pt;height:57.35pt;z-index:-15764480;mso-wrap-distance-left:0;mso-wrap-distance-right:0;mso-position-horizontal-relative:page" coordsize="26670,7283" o:gfxdata="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"><v:shape id="Graphic 5" o:spid="_x0000_s1027" style="position:absolute;top:7251;width:26670;height:13;visibility:visible;mso-wrap-style:square;v-text-anchor:top" coordsize="2667000,1270" o:gfxdata="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" path="m,l2667000,e" filled="f" strokeweight=".17183mm"><v:path arrowok="t"/></v:shape><v:shape id="Graphic 6" o:spid="_x0000_s1028" style="position:absolute;left:9238;width:6845;height:6794;visibility:visible;mso-wrap-style:square;v-text-anchor:top" coordsize="684530,679450" o:gfxdata="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" path="m123271,535567l63757,574264,25855,611654,5843,644083,,667892r4385,8815l8318,679038r45914,l56150,677643r-42918,l19261,652309,41612,616529,77273,575800r45998,-40233xem292508,l278819,9140r-7030,21155l269199,54061r-370,16976l269330,86392r6464,52200l287546,194809r4962,19000l288889,230982r-26208,71461l241926,351086r-24635,53490l189695,460090r-29571,54584l129281,565902,98297,610555,68016,645945,13232,677643r42918,l79311,660800r31870,-34427l148065,575800r42065,-68090l196674,505620r-6544,l225098,442782r27016,-52875l272398,345698r14771,-36837l297645,278098r7400,-25985l329491,252113,314098,211719r5032,-35518l305045,176201r-8010,-30557l291638,116132,288591,88448r-958,-25072l287769,57108r93,-4255l289461,35083r4342,-18423l302259,4178r16963,l310268,696,292508,xem676949,504227r-19501,l649787,511192r,18804l657448,536960r19501,l680431,533478r-20894,l653269,527906r,-14625l659537,507710r20894,l676949,504227xem680431,507710r-5572,l679734,513281r,14625l674859,533478r5572,l683913,529996r,-18804l680431,507710xem671377,509799r-11143,l660234,529996r3482,l663716,522335r8822,l672074,521638r-2090,-696l674163,519549r-10447,l663716,513978r9983,l673583,513281r-117,-696l671377,509799xem672538,522335r-4643,l669288,524424r696,2090l670681,529996r3482,l673466,526514r,-2786l672538,522335xem673699,513978r-5108,l669984,514674r,4179l667895,519549r6268,l674163,516763r-326,-1957l673815,514674r-116,-696xem329491,252113r-24446,l334869,314587r31263,46362l396759,393971r27919,22459l447817,431100r-49799,9622l346280,452919r-52607,14837l241266,485301r-51136,20319l196674,505620r35989,-11491l278245,481941r48389,-10882l375799,461847r49319,-7548l473585,448511r52296,l514676,443636r47239,-2165l669708,441471r-18093,-9761l625639,426225r-141607,l467872,416975,421352,385831,386769,350693,357278,308439,333071,261467r-3580,-9354xem525881,448511r-52296,l519290,469166r45182,15561l605998,494542r34735,3417l655108,497023r10785,-2894l673151,489145r1228,-2329l655359,486816r-27564,-3123l593636,474889,555168,461254,525881,448511xem676949,481941r-4875,2089l664413,486816r9966,l676949,481941xem669708,441471r-107793,l616793,443027r45084,9522l679734,474280r2090,-4875l683916,467316r,-4876l675436,444561r-5728,-3090xem567606,421350r-18641,468l528692,423004r-44660,3221l625639,426225r-10772,-2274l567606,421350xem325938,57108r-3754,20567l317842,104118r-5517,32712l305141,175678r-96,523l319130,176201r638,-4506l322891,133369r1687,-37804l325938,57108xem319222,4178r-16963,l309778,8923r7253,7737l322728,28075r3210,16497l328550,18804,322804,5571,319222,4178xe" fillcolor="#ffd8d8" stroked="f"><v:path arrowok="t"/></v:shape><w10:wrap anchorx="page"/></v:group></w:pict></mc:Fallback></mc:AlternateContent></w:r><w:r><w:rPr><w:rFonts w:ascii="Trebuchet MS"/><w:spacing w:val="-2"/><w:sz w:val="17"/></w:rPr><w:t>-03'00'</w:t></w:r></w:p><w:p><w:pPr><w:rPr><w:rFonts w:ascii="Trebuchet MS"/><w:sz w:val="17"/></w:rPr><w:sectPr><w:type w:val="continuous"/><w:pgSz w:w="11910" w:h="16840"/><w:pgMar w:top="660" w:right="992" w:bottom="0" w:left="1275" w:header="720" w:footer="720" w:gutter="0"/><w:cols w:num="2" w:space="720" w:equalWidth="0"><w:col w:w="4650" w:space="40"/><w:col w:w="4953"/></w:cols></w:sectPr></w:pPr></w:p><w:p><w:pPr><w:pStyle w:val="Ttulo1"/><w:spacing w:before="257"/><w:ind w:right="7"/><w:jc w:val="center"/><w:rPr><w:rFonts w:ascii="Times New Roman" w:hAnsi="Times New Roman"/></w:rPr></w:pPr><w:r><w:rPr><w:rFonts w:ascii="Times New Roman" w:hAnsi="Times New Roman"/><w:spacing w:val="-2"/></w:rPr><w:t>FABÃO</w:t></w:r></w:p><w:p><w:pPr><w:pStyle w:val="Corpodetexto"/><w:spacing w:before="136"/><w:ind w:left="6" w:right="7"/><w:jc w:val="center"/></w:pPr><w:r><w:rPr><w:spacing w:val="-2"/></w:rPr><w:t>Vereador</w:t></w:r></w:p><w:p><w:pPr><w:pStyle w:val="Corpodetexto"/><w:rPr><w:sz w:val="22"/></w:rPr></w:pPr></w:p><w:p><w:pPr><w:pStyle w:val="Corpodetexto"/><w:spacing w:before="232"/><w:rPr><w:sz w:val="22"/></w:rPr></w:pPr></w:p><w:p><w:pPr><w:ind w:left="521"/><w:rPr><w:rFonts w:ascii="Arial" w:hAnsi="Arial"/><w:i/></w:rPr></w:pPr><w:r><w:rPr><w:rFonts w:ascii="Arial" w:hAnsi="Arial"/><w:i/><w:w w:val="80"/></w:rPr><w:t>Av.</w:t></w:r><w:r><w:rPr><w:rFonts w:ascii="Arial" w:hAnsi="Arial"/><w:i/><w:spacing w:val="-5"/></w:rPr><w:t xml:space="preserve"> </w:t></w:r><w:r><w:rPr><w:rFonts w:ascii="Arial" w:hAnsi="Arial"/><w:i/><w:w w:val="80"/></w:rPr><w:t>João</w:t></w:r><w:r><w:rPr><w:rFonts w:ascii="Arial" w:hAnsi="Arial"/><w:i/><w:spacing w:val="-3"/></w:rPr><w:t xml:space="preserve"> </w:t></w:r><w:r><w:rPr><w:rFonts w:ascii="Arial" w:hAnsi="Arial"/><w:i/><w:w w:val="80"/></w:rPr><w:t>Naves</w:t></w:r><w:r><w:rPr><w:rFonts w:ascii="Arial" w:hAnsi="Arial"/><w:i/><w:spacing w:val="-4"/></w:rPr><w:t xml:space="preserve"> </w:t></w:r><w:r><w:rPr><w:rFonts w:ascii="Arial" w:hAnsi="Arial"/><w:i/><w:w w:val="80"/></w:rPr><w:t>de</w:t></w:r><w:r><w:rPr><w:rFonts w:ascii="Arial" w:hAnsi="Arial"/><w:i/><w:spacing w:val="-3"/></w:rPr><w:t xml:space="preserve"> </w:t></w:r><w:r><w:rPr><w:rFonts w:ascii="Arial" w:hAnsi="Arial"/><w:i/><w:w w:val="80"/></w:rPr><w:t>Ávila,</w:t></w:r><w:r><w:rPr><w:rFonts w:ascii="Arial" w:hAnsi="Arial"/><w:i/></w:rPr><w:t xml:space="preserve"> </w:t></w:r><w:r><w:rPr><w:rFonts w:ascii="Arial" w:hAnsi="Arial"/><w:i/><w:w w:val="80"/></w:rPr><w:t>n°</w:t></w:r><w:r><w:rPr><w:rFonts w:ascii="Arial" w:hAnsi="Arial"/><w:i/><w:spacing w:val="-1"/></w:rPr><w:t xml:space="preserve"> </w:t></w:r><w:r><w:rPr><w:rFonts w:ascii="Arial" w:hAnsi="Arial"/><w:i/><w:w w:val="80"/></w:rPr><w:t>1.617,</w:t></w:r><w:r><w:rPr><w:rFonts w:ascii="Arial" w:hAnsi="Arial"/><w:i/><w:spacing w:val="1"/></w:rPr><w:t xml:space="preserve"> </w:t></w:r><w:r><w:rPr><w:rFonts w:ascii="Arial" w:hAnsi="Arial"/><w:i/><w:w w:val="80"/></w:rPr><w:t>Gabinete</w:t></w:r><w:r><w:rPr><w:rFonts w:ascii="Arial" w:hAnsi="Arial"/><w:i/><w:spacing w:val="-7"/></w:rPr><w:t xml:space="preserve"> </w:t></w:r><w:r><w:rPr><w:rFonts w:ascii="Arial" w:hAnsi="Arial"/><w:i/><w:w w:val="80"/></w:rPr><w:t>n°</w:t></w:r><w:r><w:rPr><w:rFonts w:ascii="Arial" w:hAnsi="Arial"/><w:i/><w:spacing w:val="-2"/></w:rPr><w:t xml:space="preserve"> </w:t></w:r><w:r><w:rPr><w:rFonts w:ascii="Arial" w:hAnsi="Arial"/><w:i/><w:w w:val="80"/></w:rPr><w:t>30,</w:t></w:r><w:r><w:rPr><w:rFonts w:ascii="Arial" w:hAnsi="Arial"/><w:i/><w:spacing w:val="1"/></w:rPr><w:t xml:space="preserve"> </w:t></w:r><w:r><w:rPr><w:rFonts w:ascii="Arial" w:hAnsi="Arial"/><w:i/><w:w w:val="80"/></w:rPr><w:t>bairro</w:t></w:r><w:r><w:rPr><w:rFonts w:ascii="Arial" w:hAnsi="Arial"/><w:i/><w:spacing w:val="-1"/></w:rPr><w:t xml:space="preserve"> </w:t></w:r><w:r><w:rPr><w:rFonts w:ascii="Arial" w:hAnsi="Arial"/><w:i/><w:w w:val="80"/></w:rPr><w:t>Santa</w:t></w:r><w:r><w:rPr><w:rFonts w:ascii="Arial" w:hAnsi="Arial"/><w:i/><w:spacing w:val="-7"/></w:rPr><w:t xml:space="preserve"> </w:t></w:r><w:r><w:rPr><w:rFonts w:ascii="Arial" w:hAnsi="Arial"/><w:i/><w:w w:val="80"/></w:rPr><w:t>Mônica,</w:t></w:r><w:r><w:rPr><w:rFonts w:ascii="Arial" w:hAnsi="Arial"/><w:i/><w:spacing w:val="-4"/></w:rPr><w:t xml:space="preserve"> </w:t></w:r><w:r><w:rPr><w:rFonts w:ascii="Arial" w:hAnsi="Arial"/><w:i/><w:w w:val="80"/></w:rPr><w:t>CEP:</w:t></w:r><w:r><w:rPr><w:rFonts w:ascii="Arial" w:hAnsi="Arial"/><w:i/><w:spacing w:val="1"/></w:rPr><w:t xml:space="preserve"> </w:t></w:r><w:r><w:rPr><w:rFonts w:ascii="Arial" w:hAnsi="Arial"/><w:i/><w:w w:val="80"/></w:rPr><w:t>38408-144,</w:t></w:r><w:r><w:rPr><w:rFonts w:ascii="Arial" w:hAnsi="Arial"/><w:i/><w:spacing w:val="-5"/></w:rPr><w:t xml:space="preserve"> </w:t></w:r><w:r><w:rPr><w:rFonts w:ascii="Arial" w:hAnsi="Arial"/><w:i/><w:w w:val="80"/></w:rPr><w:t>Uberlândia</w:t></w:r><w:r><w:rPr><w:rFonts w:ascii="Arial" w:hAnsi="Arial"/><w:i/></w:rPr><w:t xml:space="preserve"> </w:t></w:r><w:r><w:rPr><w:rFonts w:ascii="Arial" w:hAnsi="Arial"/><w:i/><w:w w:val="80"/></w:rPr><w:t>-</w:t></w:r><w:r><w:rPr><w:rFonts w:ascii="Arial" w:hAnsi="Arial"/><w:i/><w:spacing w:val="-5"/><w:w w:val="80"/></w:rPr><w:t>MG</w:t></w:r></w:p><w:sectPr><w:type w:val="continuous"/><w:pgSz w:w="11910" w:h="16840"/><w:pgMar w:top="660" w:right="992" w:bottom="0" w:left="1275" w:header="720" w:footer="720" w:gutter="0"/><w:cols w:space="720"/></w:sectPr></w:body></w:document>
+<file path=word/document.xml><?xml version="1.0" encoding="utf-8"?>
+<w:document xmlns:wpc="http://schemas.microsoft.com/office/word/2010/wordprocessingCanvas" xmlns:cx="http://schemas.microsoft.com/office/drawing/2014/chartex" xmlns:cx1="http://schemas.microsoft.com/office/drawing/2015/9/8/chartex" xmlns:cx2="http://schemas.microsoft.com/office/drawing/2015/10/21/chartex" xmlns:cx3="http://schemas.microsoft.com/office/drawing/2016/5/9/chartex" xmlns:cx4="http://schemas.microsoft.com/office/drawing/2016/5/10/chartex" xmlns:cx5="http://schemas.microsoft.com/office/drawing/2016/5/11/chartex" xmlns:cx6="http://schemas.microsoft.com/office/drawing/2016/5/12/chartex" xmlns:cx7="http://schemas.microsoft.com/office/drawing/2016/5/13/chartex" xmlns:cx8="http://schemas.microsoft.com/office/drawing/2016/5/14/chartex" xmlns:mc="http://schemas.openxmlformats.org/markup-compatibility/2006" xmlns:aink="http://schemas.microsoft.com/office/drawing/2016/ink" xmlns:am3d="http://schemas.microsoft.com/office/drawing/2017/model3d" xmlns:o="urn:schemas-microsoft-com:office:office" xmlns:oel="http://schemas.microsoft.com/office/2019/extlst" xmlns:r="http://schemas.openxmlformats.org/officeDocument/2006/relationships" xmlns:m="http://schemas.openxmlformats.org/officeDocument/2006/math" xmlns:v="urn:schemas-microsoft-com:vml" xmlns:wp14="http://schemas.microsoft.com/office/word/2010/wordprocessingDrawing" xmlns:wp="http://schemas.openxmlformats.org/drawingml/2006/wordprocessingDrawing" xmlns:w10="urn:schemas-microsoft-com:office:word" xmlns:w="http://schemas.openxmlformats.org/wordprocessingml/2006/main" xmlns:w14="http://schemas.microsoft.com/office/word/2010/wordml" xmlns:w15="http://schemas.microsoft.com/office/word/2012/wordml" xmlns:w16cex="http://schemas.microsoft.com/office/word/2018/wordml/cex" xmlns:w16cid="http://schemas.microsoft.com/office/word/2016/wordml/cid" xmlns:w16="http://schemas.microsoft.com/office/word/2018/wordml" xmlns:w16du="http://schemas.microsoft.com/office/word/2023/wordml/word16du" xmlns:w16sdtdh="http://schemas.microsoft.com/office/word/2020/wordml/sdtdatahash" xmlns:w16sdtfl="http://schemas.microsoft.com/office/word/2024/wordml/sdtformatlock" xmlns:w16se="http://schemas.microsoft.com/office/word/2015/wordml/symex" xmlns:wpg="http://schemas.microsoft.com/office/word/2010/wordprocessingGroup" xmlns:wpi="http://schemas.microsoft.com/office/word/2010/wordprocessingInk" xmlns:wne="http://schemas.microsoft.com/office/word/2006/wordml" xmlns:wps="http://schemas.microsoft.com/office/word/2010/wordprocessingShape" mc:Ignorable="w14 w15 w16se w16cid w16 w16cex w16sdtdh w16sdtfl w16du wp14">
+  <w:body>
+    <w:p>
+      <w:pPr>
+        <w:tabs>
+          <w:tab w:val="left" w:pos="6007"/>
+        </w:tabs>
+        <w:ind w:left="1515"/>
+        <w:rPr>
+          <w:sz w:val="20"/>
+        </w:rPr>
+      </w:pPr>
+      <w:r>
+        <w:rPr>
+          <w:noProof/>
+          <w:position w:val="12"/>
+          <w:sz w:val="20"/>
+        </w:rPr>
+        <w:drawing>
+          <wp:inline distT="0" distB="0" distL="0" distR="0" wp14:anchorId="1A7710D0" wp14:editId="64CCB315">
+            <wp:extent cx="2638651" cy="772668"/>
+            <wp:effectExtent l="0" t="0" r="0" b="0"/>
+            <wp:docPr id="1" name="Image 1"/>
+            <wp:cNvGraphicFramePr>
+              <a:graphicFrameLocks xmlns:a="http://schemas.openxmlformats.org/drawingml/2006/main"/>
+            </wp:cNvGraphicFramePr>
+            <a:graphic xmlns:a="http://schemas.openxmlformats.org/drawingml/2006/main">
+              <a:graphicData uri="http://schemas.openxmlformats.org/drawingml/2006/picture">
+                <pic:pic xmlns:pic="http://schemas.openxmlformats.org/drawingml/2006/picture">
+                  <pic:nvPicPr>
+                    <pic:cNvPr id="1" name="Image 1"/>
+                    <pic:cNvPicPr/>
+                  </pic:nvPicPr>
+                  <pic:blipFill>
+                    <a:blip r:embed="rId4" cstate="print"/>
+                    <a:stretch>
+                      <a:fillRect/>
+                    </a:stretch>
+                  </pic:blipFill>
+                  <pic:spPr>
+                    <a:xfrm>
+                      <a:off x="0" y="0"/>
+                      <a:ext cx="2638651" cy="772668"/>
+                    </a:xfrm>
+                    <a:prstGeom prst="rect">
+                      <a:avLst/>
+                    </a:prstGeom>
+                  </pic:spPr>
+                </pic:pic>
+              </a:graphicData>
+            </a:graphic>
+          </wp:inline>
+        </w:drawing>
+      </w:r>
+      <w:r>
+        <w:rPr>
+          <w:position w:val="12"/>
+          <w:sz w:val="20"/>
+        </w:rPr>
+        <w:tab/>
+      </w:r>
+      <w:r>
+        <w:rPr>
+          <w:noProof/>
+          <w:sz w:val="20"/>
+        </w:rPr>
+        <w:drawing>
+          <wp:inline distT="0" distB="0" distL="0" distR="0" wp14:anchorId="1BFF1D53" wp14:editId="2514B3D3">
+            <wp:extent cx="1541446" cy="786383"/>
+            <wp:effectExtent l="0" t="0" r="0" b="0"/>
+            <wp:docPr id="2" name="Image 2"/>
+            <wp:cNvGraphicFramePr>
+              <a:graphicFrameLocks xmlns:a="http://schemas.openxmlformats.org/drawingml/2006/main"/>
+            </wp:cNvGraphicFramePr>
+            <a:graphic xmlns:a="http://schemas.openxmlformats.org/drawingml/2006/main">
+              <a:graphicData uri="http://schemas.openxmlformats.org/drawingml/2006/picture">
+                <pic:pic xmlns:pic="http://schemas.openxmlformats.org/drawingml/2006/picture">
+                  <pic:nvPicPr>
+                    <pic:cNvPr id="2" name="Image 2"/>
+                    <pic:cNvPicPr/>
+                  </pic:nvPicPr>
+                  <pic:blipFill>
+                    <a:blip r:embed="rId5" cstate="print"/>
+                    <a:stretch>
+                      <a:fillRect/>
+                    </a:stretch>
+                  </pic:blipFill>
+                  <pic:spPr>
+                    <a:xfrm>
+                      <a:off x="0" y="0"/>
+                      <a:ext cx="1541446" cy="786383"/>
+                    </a:xfrm>
+                    <a:prstGeom prst="rect">
+                      <a:avLst/>
+                    </a:prstGeom>
+                  </pic:spPr>
+                </pic:pic>
+              </a:graphicData>
+            </a:graphic>
+          </wp:inline>
+        </w:drawing>
+      </w:r>
+    </w:p>
+    <w:p>
+      <w:pPr>
+        <w:pStyle w:val="Corpodetexto"/>
+        <w:spacing w:before="147"/>
+      </w:pPr>
+    </w:p>
+    <w:p>
+      <w:pPr>
+        <w:pStyle w:val="Corpodetexto"/>
+        <w:ind w:left="5971"/>
+      </w:pPr>
+      <w:r>
+        <w:t xml:space="preserve">Uberlândia, {{data}}</w:t>
+      </w:r>
+    </w:p>
+    <w:p>
+      <w:pPr>
+        <w:pStyle w:val="Corpodetexto"/>
+      </w:pPr>
+    </w:p>
+    <w:p>
+      <w:pPr>
+        <w:pStyle w:val="Corpodetexto"/>
+      </w:pPr>
+    </w:p>
+    <w:p>
+      <w:pPr>
+        <w:spacing w:before="1"/>
+        <w:ind w:left="141"/>
+        <w:rPr>
+          <w:b/>
+          <w:sz w:val="24"/>
+        </w:rPr>
+      </w:pPr>
+      <w:r>
+        <w:rPr>
+          <w:b/>
+          <w:sz w:val="24"/>
+        </w:rPr>
+        <w:t>Ofício</w:t>
+      </w:r>
+      <w:r>
+        <w:rPr>
+          <w:b/>
+          <w:spacing w:val="-5"/>
+          <w:sz w:val="24"/>
+        </w:rPr>
+        <w:t xml:space="preserve"> </w:t>
+      </w:r>
+      <w:r>
+        <w:rPr>
+          <w:b/>
+          <w:sz w:val="24"/>
+        </w:rPr>
+        <w:t>GVF</w:t>
+      </w:r>
+      <w:r>
+        <w:rPr>
+          <w:b/>
+          <w:spacing w:val="2"/>
+          <w:sz w:val="24"/>
+        </w:rPr>
+        <w:t xml:space="preserve"> </w:t>
+      </w:r>
+      <w:r>
+        <w:rPr>
+          <w:b/>
+          <w:sz w:val="24"/>
+        </w:rPr>
+        <w:t>n°</w:t>
+      </w:r>
+      <w:r>
+        <w:rPr>
+          <w:b/>
+          <w:spacing w:val="2"/>
+          <w:sz w:val="24"/>
+        </w:rPr>
+        <w:t xml:space="preserve"> </w:t>
+      </w:r>
+      <w:r>
+        <w:rPr>
+          <w:b/>
+          <w:spacing w:val="-2"/>
+          <w:sz w:val="24"/>
+        </w:rPr>
+        <w:t>{{numero}}</w:t>
+      </w:r>
+    </w:p>
+    <w:p>
+      <w:pPr>
+        <w:pStyle w:val="Corpodetexto"/>
+        <w:spacing w:before="275"/>
+        <w:rPr>
+          <w:b/>
+        </w:rPr>
+      </w:pPr>
+    </w:p>
+    <w:p>
+      <w:pPr>
+        <w:spacing w:before="1"/>
+        <w:ind w:left="141"/>
+        <w:rPr>
+          <w:b/>
+          <w:sz w:val="24"/>
+        </w:rPr>
+      </w:pPr>
+      <w:r>
+        <w:rPr>
+          <w:b/>
+          <w:sz w:val="24"/>
+        </w:rPr>
+        <w:t xml:space="preserve">DESTINATÁRIO: {{destinatario}}</w:t>
+      </w:r>
+    </w:p>
+    <w:p>
+      <w:pPr>
+        <w:spacing w:before="140"/>
+        <w:ind w:left="141"/>
+        <w:rPr>
+          <w:b/>
+          <w:sz w:val="24"/>
+        </w:rPr>
+      </w:pPr>
+      <w:r>
+        <w:rPr>
+          <w:b/>
+          <w:sz w:val="24"/>
+        </w:rPr>
+        <w:t xml:space="preserve">ASSUNTO: {{assunto}}</w:t>
+      </w:r>
+    </w:p>
+    <w:p>
+      <w:pPr>
+        <w:spacing w:before="136"/>
+        <w:ind w:left="141"/>
+        <w:rPr>
+          <w:b/>
+          <w:sz w:val="24"/>
+        </w:rPr>
+      </w:pPr>
+      <w:r>
+        <w:rPr>
+          <w:b/>
+          <w:sz w:val="24"/>
+        </w:rPr>
+        <w:t xml:space="preserve">{{bairro}}</w:t>
+      </w:r>
+    </w:p>
+    <w:p>
+      <w:pPr>
+        <w:pStyle w:val="Corpodetexto"/>
+      </w:pPr>
+      <w:r>
+        <w:t xml:space="preserve">{{texto}}</w:t>
+      </w:r>
+    </w:p>
+    <w:p>
+      <w:pPr>
+        <w:pStyle w:val="Corpodetexto"/>
+        <w:rPr>
+          <w:b/>
+        </w:rPr>
+      </w:pPr>
+    </w:p>
+    <w:p>
+      <w:pPr>
+        <w:pStyle w:val="Corpodetexto"/>
+        <w:rPr>
+          <w:b/>
+        </w:rPr>
+      </w:pPr>
+    </w:p>
+    <w:p>
+      <w:pPr>
+        <w:pStyle w:val="Corpodetexto"/>
+        <w:spacing w:line="275" w:lineRule="exact"/>
+        <w:sectPr>
+          <w:type w:val="continuous"/>
+          <w:pgSz w:w="11910" w:h="16840"/>
+          <w:pgMar w:top="660" w:right="992" w:bottom="0" w:left="1275" w:header="720" w:footer="720" w:gutter="0"/>
+          <w:cols w:space="720"/>
+        </w:sectPr>
+      </w:pPr>
+    </w:p>
+    <w:p>
+      <w:pPr>
+        <w:pStyle w:val="Corpodetexto"/>
+        <w:spacing w:before="184"/>
+      </w:pPr>
+    </w:p>
+    <w:p>
+      <w:pPr>
+        <w:pStyle w:val="Ttulo1"/>
+        <w:spacing w:line="247" w:lineRule="auto"/>
+        <w:ind w:left="2554"/>
+      </w:pPr>
+      <w:r>
+        <w:rPr>
+          <w:noProof/>
+        </w:rPr>
+        <mc:AlternateContent>
+          <mc:Choice Requires="wps">
+            <w:drawing>
+              <wp:anchor distT="0" distB="0" distL="0" distR="0" simplePos="0" relativeHeight="15729152" behindDoc="0" locked="0" layoutInCell="1" allowOverlap="1" wp14:anchorId="264361BF" wp14:editId="0209A9CB">
+                <wp:simplePos x="0" y="0"/>
+                <wp:positionH relativeFrom="page">
+                  <wp:posOffset>2431719</wp:posOffset>
+                </wp:positionH>
+                <wp:positionV relativeFrom="paragraph">
+                  <wp:posOffset>-184561</wp:posOffset>
+                </wp:positionV>
+                <wp:extent cx="1348740" cy="183515"/>
+                <wp:effectExtent l="0" t="0" r="0" b="0"/>
+                <wp:wrapNone/>
+                <wp:docPr id="3" name="Textbox 3"/>
+                <wp:cNvGraphicFramePr>
+                  <a:graphicFrameLocks xmlns:a="http://schemas.openxmlformats.org/drawingml/2006/main"/>
+                </wp:cNvGraphicFramePr>
+                <a:graphic xmlns:a="http://schemas.openxmlformats.org/drawingml/2006/main">
+                  <a:graphicData uri="http://schemas.microsoft.com/office/word/2010/wordprocessingShape">
+                    <wps:wsp>
+                      <wps:cNvSpPr txBox="1">
+                        <a:spLocks/>
+                      </wps:cNvSpPr>
+                      <wps:spPr>
+                        <a:xfrm>
+                          <a:off x="0" y="0"/>
+                          <a:ext cx="1348740" cy="183515"/>
+                        </a:xfrm>
+                        <a:prstGeom prst="rect">
+                          <a:avLst/>
+                        </a:prstGeom>
+                      </wps:spPr>
+                      <wps:txbx>
+                        <w:txbxContent>
+                          <w:p>
+                            <w:pPr>
+                              <w:spacing w:before="3"/>
+                              <w:rPr>
+                                <w:rFonts w:ascii="Trebuchet MS"/>
+                                <w:sz w:val="24"/>
+                              </w:rPr>
+                            </w:pPr>
+                            <w:r>
+                              <w:rPr>
+                                <w:rFonts w:ascii="Trebuchet MS"/>
+                                <w:spacing w:val="-2"/>
+                                <w:sz w:val="24"/>
+                              </w:rPr>
+                              <w:t>FABIO</w:t>
+                            </w:r>
+                            <w:r>
+                              <w:rPr>
+                                <w:rFonts w:ascii="Trebuchet MS"/>
+                                <w:spacing w:val="-18"/>
+                                <w:sz w:val="24"/>
+                              </w:rPr>
+                              <w:t xml:space="preserve"> </w:t>
+                            </w:r>
+                            <w:r>
+                              <w:rPr>
+                                <w:rFonts w:ascii="Trebuchet MS"/>
+                                <w:spacing w:val="-2"/>
+                                <w:sz w:val="24"/>
+                              </w:rPr>
+                              <w:t>DIAS</w:t>
+                            </w:r>
+                            <w:r>
+                              <w:rPr>
+                                <w:rFonts w:ascii="Trebuchet MS"/>
+                                <w:spacing w:val="-18"/>
+                                <w:sz w:val="24"/>
+                              </w:rPr>
+                              <w:t xml:space="preserve"> </w:t>
+                            </w:r>
+                            <w:r>
+                              <w:rPr>
+                                <w:rFonts w:ascii="Trebuchet MS"/>
+                                <w:spacing w:val="-5"/>
+                                <w:sz w:val="24"/>
+                              </w:rPr>
+                              <w:t>QUEIROZ</w:t>
+                            </w:r>
+                          </w:p>
+                        </w:txbxContent>
+                      </wps:txbx>
+                      <wps:bodyPr wrap="square" lIns="0" tIns="0" rIns="0" bIns="0" rtlCol="0">
+                        <a:noAutofit/>
+                      </wps:bodyPr>
+                    </wps:wsp>
+                  </a:graphicData>
+                </a:graphic>
+              </wp:anchor>
+            </w:drawing>
+          </mc:Choice>
+          <mc:Fallback>
+            <w:pict>
+              <v:shapetype w14:anchorId="264361BF" id="_x0000_t202" coordsize="21600,21600" o:spt="202" path="m,l,21600r21600,l21600,xe">
+                <v:stroke joinstyle="miter"/>
+                <v:path gradientshapeok="t" o:connecttype="rect"/>
+              </v:shapetype>
+              <v:shape id="Textbox 3" o:spid="_x0000_s1026" type="#_x0000_t202" style="position:absolute;left:0;text-align:left;margin-left:191.45pt;margin-top:-14.55pt;width:106.2pt;height:14.45pt;z-index:15729152;visibility:visible;mso-wrap-style:square;mso-wrap-distance-left:0;mso-wrap-distance-top:0;mso-wrap-distance-right:0;mso-wrap-distance-bottom:0;mso-position-horizontal:absolute;mso-position-horizontal-relative:page;mso-position-vertical:absolute;mso-position-vertical-relative:text;v-text-anchor:top" o:gfxdata="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" filled="f" stroked="f">
+                <v:textbox inset="0,0,0,0">
+                  <w:txbxContent>
+                    <w:p>
+                      <w:pPr>
+                        <w:spacing w:before="3"/>
+                        <w:rPr>
+                          <w:rFonts w:ascii="Trebuchet MS"/>
+                          <w:sz w:val="24"/>
+                        </w:rPr>
+                      </w:pPr>
+                      <w:r>
+                        <w:rPr>
+                          <w:rFonts w:ascii="Trebuchet MS"/>
+                          <w:spacing w:val="-2"/>
+                          <w:sz w:val="24"/>
+                        </w:rPr>
+                        <w:t>FABIO</w:t>
+                      </w:r>
+                      <w:r>
+                        <w:rPr>
+                          <w:rFonts w:ascii="Trebuchet MS"/>
+                          <w:spacing w:val="-18"/>
+                          <w:sz w:val="24"/>
+                        </w:rPr>
+                        <w:t xml:space="preserve"> </w:t>
+                      </w:r>
+                      <w:r>
+                        <w:rPr>
+                          <w:rFonts w:ascii="Trebuchet MS"/>
+                          <w:spacing w:val="-2"/>
+                          <w:sz w:val="24"/>
+                        </w:rPr>
+                        <w:t>DIAS</w:t>
+                      </w:r>
+                      <w:r>
+                        <w:rPr>
+                          <w:rFonts w:ascii="Trebuchet MS"/>
+                          <w:spacing w:val="-18"/>
+                          <w:sz w:val="24"/>
+                        </w:rPr>
+                        <w:t xml:space="preserve"> </w:t>
+                      </w:r>
+                      <w:r>
+                        <w:rPr>
+                          <w:rFonts w:ascii="Trebuchet MS"/>
+                          <w:spacing w:val="-5"/>
+                          <w:sz w:val="24"/>
+                        </w:rPr>
+                        <w:t>QUEIROZ</w:t>
+                      </w:r>
+                    </w:p>
+                  </w:txbxContent>
+                </v:textbox>
+                <w10:wrap anchorx="page"/>
+              </v:shape>
+            </w:pict>
+          </mc:Fallback>
+        </mc:AlternateContent>
+      </w:r>
+      <w:r>
+        <w:rPr>
+          <w:spacing w:val="-8"/>
+        </w:rPr>
+        <w:t xml:space="preserve">ZAVITOSKI:27500005 </w:t>
+      </w:r>
+      <w:r>
+        <w:rPr>
+          <w:spacing w:val="-4"/>
+        </w:rPr>
+        <w:t>806</w:t>
+      </w:r>
+    </w:p>
+    <w:p>
+      <w:pPr>
+        <w:spacing w:before="91" w:line="252" w:lineRule="auto"/>
+        <w:ind w:left="61" w:right="2744"/>
+        <w:rPr>
+          <w:rFonts w:ascii="Trebuchet MS"/>
+          <w:sz w:val="17"/>
+        </w:rPr>
+      </w:pPr>
+      <w:r>
+        <w:br w:type="column"/>
+      </w:r>
+      <w:r>
+        <w:rPr>
+          <w:rFonts w:ascii="Trebuchet MS"/>
+          <w:sz w:val="17"/>
+        </w:rPr>
+        <w:t>Assinado</w:t>
+      </w:r>
+      <w:r>
+        <w:rPr>
+          <w:rFonts w:ascii="Trebuchet MS"/>
+          <w:spacing w:val="-5"/>
+          <w:sz w:val="17"/>
+        </w:rPr>
+        <w:t xml:space="preserve"> </w:t>
+      </w:r>
+      <w:r>
+        <w:rPr>
+          <w:rFonts w:ascii="Trebuchet MS"/>
+          <w:sz w:val="17"/>
+        </w:rPr>
+        <w:t>de</w:t>
+      </w:r>
+      <w:r>
+        <w:rPr>
+          <w:rFonts w:ascii="Trebuchet MS"/>
+          <w:spacing w:val="-5"/>
+          <w:sz w:val="17"/>
+        </w:rPr>
+        <w:t xml:space="preserve"> </w:t>
+      </w:r>
+      <w:r>
+        <w:rPr>
+          <w:rFonts w:ascii="Trebuchet MS"/>
+          <w:sz w:val="17"/>
+        </w:rPr>
+        <w:t>forma</w:t>
+      </w:r>
+      <w:r>
+        <w:rPr>
+          <w:rFonts w:ascii="Trebuchet MS"/>
+          <w:spacing w:val="-5"/>
+          <w:sz w:val="17"/>
+        </w:rPr>
+        <w:t xml:space="preserve"> </w:t>
+      </w:r>
+      <w:r>
+        <w:rPr>
+          <w:rFonts w:ascii="Trebuchet MS"/>
+          <w:sz w:val="17"/>
+        </w:rPr>
+        <w:t xml:space="preserve">digital por FABIO DIAS QUEIROZ </w:t>
+      </w:r>
+      <w:r>
+        <w:rPr>
+          <w:rFonts w:ascii="Trebuchet MS"/>
+          <w:spacing w:val="-2"/>
+          <w:sz w:val="17"/>
+        </w:rPr>
+        <w:t xml:space="preserve">ZAVITOSKI:27500005806 </w:t>
+      </w:r>
+      <w:r>
+        <w:rPr>
+          <w:rFonts w:ascii="Trebuchet MS"/>
+          <w:w w:val="90"/>
+          <w:sz w:val="17"/>
+        </w:rPr>
+        <w:t>Dados: 2026.02.19 11:10:09</w:t>
+      </w:r>
+    </w:p>
+    <w:p>
+      <w:pPr>
+        <w:spacing w:before="1"/>
+        <w:ind w:left="61"/>
+        <w:rPr>
+          <w:rFonts w:ascii="Trebuchet MS"/>
+          <w:sz w:val="17"/>
+        </w:rPr>
+      </w:pPr>
+      <w:r>
+        <w:rPr>
+          <w:rFonts w:ascii="Trebuchet MS"/>
+          <w:noProof/>
+          <w:sz w:val="17"/>
+        </w:rPr>
+        <mc:AlternateContent>
+          <mc:Choice Requires="wpg">
+            <w:drawing>
+              <wp:anchor distT="0" distB="0" distL="0" distR="0" simplePos="0" relativeHeight="487552000" behindDoc="1" locked="0" layoutInCell="1" allowOverlap="1" wp14:anchorId="47C37636" wp14:editId="309AC891">
+                <wp:simplePos x="0" y="0"/>
+                <wp:positionH relativeFrom="page">
+                  <wp:posOffset>2535935</wp:posOffset>
+                </wp:positionH>
+                <wp:positionV relativeFrom="paragraph">
+                  <wp:posOffset>-527653</wp:posOffset>
+                </wp:positionV>
+                <wp:extent cx="2667000" cy="728345"/>
+                <wp:effectExtent l="0" t="0" r="0" b="0"/>
+                <wp:wrapNone/>
+                <wp:docPr id="4" name="Group 4"/>
+                <wp:cNvGraphicFramePr>
+                  <a:graphicFrameLocks xmlns:a="http://schemas.openxmlformats.org/drawingml/2006/main"/>
+                </wp:cNvGraphicFramePr>
+                <a:graphic xmlns:a="http://schemas.openxmlformats.org/drawingml/2006/main">
+                  <a:graphicData uri="http://schemas.microsoft.com/office/word/2010/wordprocessingGroup">
+                    <wpg:wgp>
+                      <wpg:cNvGrpSpPr>
+                        <a:grpSpLocks/>
+                      </wpg:cNvGrpSpPr>
+                      <wpg:grpSpPr>
+                        <a:xfrm>
+                          <a:off x="0" y="0"/>
+                          <a:ext cx="2667000" cy="728345"/>
+                          <a:chOff x="0" y="0"/>
+                          <a:chExt cx="2667000" cy="728345"/>
+                        </a:xfrm>
+                      </wpg:grpSpPr>
+                      <wps:wsp>
+                        <wps:cNvPr id="5" name="Graphic 5"/>
+                        <wps:cNvSpPr/>
+                        <wps:spPr>
+                          <a:xfrm>
+                            <a:off x="0" y="725195"/>
+                            <a:ext cx="2667000" cy="1270"/>
+                          </a:xfrm>
+                          <a:custGeom>
+                            <a:avLst/>
+                            <a:gdLst/>
+                            <a:ahLst/>
+                            <a:cxnLst/>
+                            <a:rect l="l" t="t" r="r" b="b"/>
+                            <a:pathLst>
+                              <a:path w="2667000">
+                                <a:moveTo>
+                                  <a:pt x="0" y="0"/>
+                                </a:moveTo>
+                                <a:lnTo>
+                                  <a:pt x="2667000" y="0"/>
+                                </a:lnTo>
+                              </a:path>
+                            </a:pathLst>
+                          </a:custGeom>
+                          <a:ln w="6186">
+                            <a:solidFill>
+                              <a:srgbClr val="000000"/>
+                            </a:solidFill>
+                            <a:prstDash val="solid"/>
+                          </a:ln>
+                        </wps:spPr>
+                        <wps:bodyPr wrap="square" lIns="0" tIns="0" rIns="0" bIns="0" rtlCol="0">
+                          <a:prstTxWarp prst="textNoShape">
+                            <a:avLst/>
+                          </a:prstTxWarp>
+                          <a:noAutofit/>
+                        </wps:bodyPr>
+                      </wps:wsp>
+                      <wps:wsp>
+                        <wps:cNvPr id="6" name="Graphic 6"/>
+                        <wps:cNvSpPr/>
+                        <wps:spPr>
+                          <a:xfrm>
+                            <a:off x="923827" y="0"/>
+                            <a:ext cx="684530" cy="679450"/>
+                          </a:xfrm>
+                          <a:custGeom>
+                            <a:avLst/>
+                            <a:gdLst/>
+                            <a:ahLst/>
+                            <a:cxnLst/>
+                            <a:rect l="l" t="t" r="r" b="b"/>
+                            <a:pathLst>
+                              <a:path w="684530" h="679450">
+                                <a:moveTo>
+                                  <a:pt x="123271" y="535567"/>
+                                </a:moveTo>
+                                <a:lnTo>
+                                  <a:pt x="63757" y="574264"/>
+                                </a:lnTo>
+                                <a:lnTo>
+                                  <a:pt x="25855" y="611654"/>
+                                </a:lnTo>
+                                <a:lnTo>
+                                  <a:pt x="5843" y="644083"/>
+                                </a:lnTo>
+                                <a:lnTo>
+                                  <a:pt x="0" y="667892"/>
+                                </a:lnTo>
+                                <a:lnTo>
+                                  <a:pt x="4385" y="676707"/>
+                                </a:lnTo>
+                                <a:lnTo>
+                                  <a:pt x="8318" y="679038"/>
+                                </a:lnTo>
+                                <a:lnTo>
+                                  <a:pt x="54232" y="679038"/>
+                                </a:lnTo>
+                                <a:lnTo>
+                                  <a:pt x="56150" y="677643"/>
+                                </a:lnTo>
+                                <a:lnTo>
+                                  <a:pt x="13232" y="677643"/>
+                                </a:lnTo>
+                                <a:lnTo>
+                                  <a:pt x="19261" y="652309"/>
+                                </a:lnTo>
+                                <a:lnTo>
+                                  <a:pt x="41612" y="616529"/>
+                                </a:lnTo>
+                                <a:lnTo>
+                                  <a:pt x="77273" y="575800"/>
+                                </a:lnTo>
+                                <a:lnTo>
+                                  <a:pt x="123271" y="535567"/>
+                                </a:lnTo>
+                                <a:close/>
+                              </a:path>
+                              <a:path w="684530" h="679450">
+                                <a:moveTo>
+                                  <a:pt x="292508" y="0"/>
+                                </a:moveTo>
+                                <a:lnTo>
+                                  <a:pt x="278819" y="9140"/>
+                                </a:lnTo>
+                                <a:lnTo>
+                                  <a:pt x="271789" y="30295"/>
+                                </a:lnTo>
+                                <a:lnTo>
+                                  <a:pt x="269199" y="54061"/>
+                                </a:lnTo>
+                                <a:lnTo>
+                                  <a:pt x="268829" y="71037"/>
+                                </a:lnTo>
+                                <a:lnTo>
+                                  <a:pt x="269330" y="86392"/>
+                                </a:lnTo>
+                                <a:lnTo>
+                                  <a:pt x="275794" y="138592"/>
+                                </a:lnTo>
+                                <a:lnTo>
+                                  <a:pt x="287546" y="194809"/>
+                                </a:lnTo>
+                                <a:lnTo>
+                                  <a:pt x="292508" y="213809"/>
+                                </a:lnTo>
+                                <a:lnTo>
+                                  <a:pt x="288889" y="230982"/>
+                                </a:lnTo>
+                                <a:lnTo>
+                                  <a:pt x="262681" y="302443"/>
+                                </a:lnTo>
+                                <a:lnTo>
+                                  <a:pt x="241926" y="351086"/>
+                                </a:lnTo>
+                                <a:lnTo>
+                                  <a:pt x="217291" y="404576"/>
+                                </a:lnTo>
+                                <a:lnTo>
+                                  <a:pt x="189695" y="460090"/>
+                                </a:lnTo>
+                                <a:lnTo>
+                                  <a:pt x="160124" y="514674"/>
+                                </a:lnTo>
+                                <a:lnTo>
+                                  <a:pt x="129281" y="565902"/>
+                                </a:lnTo>
+                                <a:lnTo>
+                                  <a:pt x="98297" y="610555"/>
+                                </a:lnTo>
+                                <a:lnTo>
+                                  <a:pt x="68016" y="645945"/>
+                                </a:lnTo>
+                                <a:lnTo>
+                                  <a:pt x="13232" y="677643"/>
+                                </a:lnTo>
+                                <a:lnTo>
+                                  <a:pt x="56150" y="677643"/>
+                                </a:lnTo>
+                                <a:lnTo>
+                                  <a:pt x="79311" y="660800"/>
+                                </a:lnTo>
+                                <a:lnTo>
+                                  <a:pt x="111181" y="626373"/>
+                                </a:lnTo>
+                                <a:lnTo>
+                                  <a:pt x="148065" y="575800"/>
+                                </a:lnTo>
+                                <a:lnTo>
+                                  <a:pt x="190130" y="507710"/>
+                                </a:lnTo>
+                                <a:lnTo>
+                                  <a:pt x="196674" y="505620"/>
+                                </a:lnTo>
+                                <a:lnTo>
+                                  <a:pt x="190130" y="505620"/>
+                                </a:lnTo>
+                                <a:lnTo>
+                                  <a:pt x="225098" y="442782"/>
+                                </a:lnTo>
+                                <a:lnTo>
+                                  <a:pt x="252114" y="389907"/>
+                                </a:lnTo>
+                                <a:lnTo>
+                                  <a:pt x="272398" y="345698"/>
+                                </a:lnTo>
+                                <a:lnTo>
+                                  <a:pt x="287169" y="308861"/>
+                                </a:lnTo>
+                                <a:lnTo>
+                                  <a:pt x="297645" y="278098"/>
+                                </a:lnTo>
+                                <a:lnTo>
+                                  <a:pt x="305045" y="252113"/>
+                                </a:lnTo>
+                                <a:lnTo>
+                                  <a:pt x="329491" y="252113"/>
+                                </a:lnTo>
+                                <a:lnTo>
+                                  <a:pt x="314098" y="211719"/>
+                                </a:lnTo>
+                                <a:lnTo>
+                                  <a:pt x="319130" y="176201"/>
+                                </a:lnTo>
+                                <a:lnTo>
+                                  <a:pt x="305045" y="176201"/>
+                                </a:lnTo>
+                                <a:lnTo>
+                                  <a:pt x="297035" y="145644"/>
+                                </a:lnTo>
+                                <a:lnTo>
+                                  <a:pt x="291638" y="116132"/>
+                                </a:lnTo>
+                                <a:lnTo>
+                                  <a:pt x="288591" y="88448"/>
+                                </a:lnTo>
+                                <a:lnTo>
+                                  <a:pt x="287633" y="63376"/>
+                                </a:lnTo>
+                                <a:lnTo>
+                                  <a:pt x="287769" y="57108"/>
+                                </a:lnTo>
+                                <a:lnTo>
+                                  <a:pt x="287862" y="52853"/>
+                                </a:lnTo>
+                                <a:lnTo>
+                                  <a:pt x="289461" y="35083"/>
+                                </a:lnTo>
+                                <a:lnTo>
+                                  <a:pt x="293803" y="16660"/>
+                                </a:lnTo>
+                                <a:lnTo>
+                                  <a:pt x="302259" y="4178"/>
+                                </a:lnTo>
+                                <a:lnTo>
+                                  <a:pt x="319222" y="4178"/>
+                                </a:lnTo>
+                                <a:lnTo>
+                                  <a:pt x="310268" y="696"/>
+                                </a:lnTo>
+                                <a:lnTo>
+                                  <a:pt x="292508" y="0"/>
+                                </a:lnTo>
+                                <a:close/>
+                              </a:path>
+                              <a:path w="684530" h="679450">
+                                <a:moveTo>
+                                  <a:pt x="676949" y="504227"/>
+                                </a:moveTo>
+                                <a:lnTo>
+                                  <a:pt x="657448" y="504227"/>
+                                </a:lnTo>
+                                <a:lnTo>
+                                  <a:pt x="649787" y="511192"/>
+                                </a:lnTo>
+                                <a:lnTo>
+                                  <a:pt x="649787" y="529996"/>
+                                </a:lnTo>
+                                <a:lnTo>
+                                  <a:pt x="657448" y="536960"/>
+                                </a:lnTo>
+                                <a:lnTo>
+                                  <a:pt x="676949" y="536960"/>
+                                </a:lnTo>
+                                <a:lnTo>
+                                  <a:pt x="680431" y="533478"/>
+                                </a:lnTo>
+                                <a:lnTo>
+                                  <a:pt x="659537" y="533478"/>
+                                </a:lnTo>
+                                <a:lnTo>
+                                  <a:pt x="653269" y="527906"/>
+                                </a:lnTo>
+                                <a:lnTo>
+                                  <a:pt x="653269" y="513281"/>
+                                </a:lnTo>
+                                <a:lnTo>
+                                  <a:pt x="659537" y="507710"/>
+                                </a:lnTo>
+                                <a:lnTo>
+                                  <a:pt x="680431" y="507710"/>
+                                </a:lnTo>
+                                <a:lnTo>
+                                  <a:pt x="676949" y="504227"/>
+                                </a:lnTo>
+                                <a:close/>
+                              </a:path>
+                              <a:path w="684530" h="679450">
+                                <a:moveTo>
+                                  <a:pt x="680431" y="507710"/>
+                                </a:moveTo>
+                                <a:lnTo>
+                                  <a:pt x="674859" y="507710"/>
+                                </a:lnTo>
+                                <a:lnTo>
+                                  <a:pt x="679734" y="513281"/>
+                                </a:lnTo>
+                                <a:lnTo>
+                                  <a:pt x="679734" y="527906"/>
+                                </a:lnTo>
+                                <a:lnTo>
+                                  <a:pt x="674859" y="533478"/>
+                                </a:lnTo>
+                                <a:lnTo>
+                                  <a:pt x="680431" y="533478"/>
+                                </a:lnTo>
+                                <a:lnTo>
+                                  <a:pt x="683913" y="529996"/>
+                                </a:lnTo>
+                                <a:lnTo>
+                                  <a:pt x="683913" y="511192"/>
+                                </a:lnTo>
+                                <a:lnTo>
+                                  <a:pt x="680431" y="507710"/>
+                                </a:lnTo>
+                                <a:close/>
+                              </a:path>
+                              <a:path w="684530" h="679450">
+                                <a:moveTo>
+                                  <a:pt x="671377" y="509799"/>
+                                </a:moveTo>
+                                <a:lnTo>
+                                  <a:pt x="660234" y="509799"/>
+                                </a:lnTo>
+                                <a:lnTo>
+                                  <a:pt x="660234" y="529996"/>
+                                </a:lnTo>
+                                <a:lnTo>
+                                  <a:pt x="663716" y="529996"/>
+                                </a:lnTo>
+                                <a:lnTo>
+                                  <a:pt x="663716" y="522335"/>
+                                </a:lnTo>
+                                <a:lnTo>
+                                  <a:pt x="672538" y="522335"/>
+                                </a:lnTo>
+                                <a:lnTo>
+                                  <a:pt x="672074" y="521638"/>
+                                </a:lnTo>
+                                <a:lnTo>
+                                  <a:pt x="669984" y="520942"/>
+                                </a:lnTo>
+                                <a:lnTo>
+                                  <a:pt x="674163" y="519549"/>
+                                </a:lnTo>
+                                <a:lnTo>
+                                  <a:pt x="663716" y="519549"/>
+                                </a:lnTo>
+                                <a:lnTo>
+                                  <a:pt x="663716" y="513978"/>
+                                </a:lnTo>
+                                <a:lnTo>
+                                  <a:pt x="673699" y="513978"/>
+                                </a:lnTo>
+                                <a:lnTo>
+                                  <a:pt x="673583" y="513281"/>
+                                </a:lnTo>
+                                <a:lnTo>
+                                  <a:pt x="673466" y="512585"/>
+                                </a:lnTo>
+                                <a:lnTo>
+                                  <a:pt x="671377" y="509799"/>
+                                </a:lnTo>
+                                <a:close/>
+                              </a:path>
+                              <a:path w="684530" h="679450">
+                                <a:moveTo>
+                                  <a:pt x="672538" y="522335"/>
+                                </a:moveTo>
+                                <a:lnTo>
+                                  <a:pt x="667895" y="522335"/>
+                                </a:lnTo>
+                                <a:lnTo>
+                                  <a:pt x="669288" y="524424"/>
+                                </a:lnTo>
+                                <a:lnTo>
+                                  <a:pt x="669984" y="526514"/>
+                                </a:lnTo>
+                                <a:lnTo>
+                                  <a:pt x="670681" y="529996"/>
+                                </a:lnTo>
+                                <a:lnTo>
+                                  <a:pt x="674163" y="529996"/>
+                                </a:lnTo>
+                                <a:lnTo>
+                                  <a:pt x="673466" y="526514"/>
+                                </a:lnTo>
+                                <a:lnTo>
+                                  <a:pt x="673466" y="523728"/>
+                                </a:lnTo>
+                                <a:lnTo>
+                                  <a:pt x="672538" y="522335"/>
+                                </a:lnTo>
+                                <a:close/>
+                              </a:path>
+                              <a:path w="684530" h="679450">
+                                <a:moveTo>
+                                  <a:pt x="673699" y="513978"/>
+                                </a:moveTo>
+                                <a:lnTo>
+                                  <a:pt x="668591" y="513978"/>
+                                </a:lnTo>
+                                <a:lnTo>
+                                  <a:pt x="669984" y="514674"/>
+                                </a:lnTo>
+                                <a:lnTo>
+                                  <a:pt x="669984" y="518853"/>
+                                </a:lnTo>
+                                <a:lnTo>
+                                  <a:pt x="667895" y="519549"/>
+                                </a:lnTo>
+                                <a:lnTo>
+                                  <a:pt x="674163" y="519549"/>
+                                </a:lnTo>
+                                <a:lnTo>
+                                  <a:pt x="674163" y="516763"/>
+                                </a:lnTo>
+                                <a:lnTo>
+                                  <a:pt x="673837" y="514806"/>
+                                </a:lnTo>
+                                <a:lnTo>
+                                  <a:pt x="673815" y="514674"/>
+                                </a:lnTo>
+                                <a:lnTo>
+                                  <a:pt x="673699" y="513978"/>
+                                </a:lnTo>
+                                <a:close/>
+                              </a:path>
+                              <a:path w="684530" h="679450">
+                                <a:moveTo>
+                                  <a:pt x="329491" y="252113"/>
+                                </a:moveTo>
+                                <a:lnTo>
+                                  <a:pt x="305045" y="252113"/>
+                                </a:lnTo>
+                                <a:lnTo>
+                                  <a:pt x="334869" y="314587"/>
+                                </a:lnTo>
+                                <a:lnTo>
+                                  <a:pt x="366132" y="360949"/>
+                                </a:lnTo>
+                                <a:lnTo>
+                                  <a:pt x="396759" y="393971"/>
+                                </a:lnTo>
+                                <a:lnTo>
+                                  <a:pt x="424678" y="416430"/>
+                                </a:lnTo>
+                                <a:lnTo>
+                                  <a:pt x="447817" y="431100"/>
+                                </a:lnTo>
+                                <a:lnTo>
+                                  <a:pt x="398018" y="440722"/>
+                                </a:lnTo>
+                                <a:lnTo>
+                                  <a:pt x="346280" y="452919"/>
+                                </a:lnTo>
+                                <a:lnTo>
+                                  <a:pt x="293673" y="467756"/>
+                                </a:lnTo>
+                                <a:lnTo>
+                                  <a:pt x="241266" y="485301"/>
+                                </a:lnTo>
+                                <a:lnTo>
+                                  <a:pt x="190130" y="505620"/>
+                                </a:lnTo>
+                                <a:lnTo>
+                                  <a:pt x="196674" y="505620"/>
+                                </a:lnTo>
+                                <a:lnTo>
+                                  <a:pt x="232663" y="494129"/>
+                                </a:lnTo>
+                                <a:lnTo>
+                                  <a:pt x="278245" y="481941"/>
+                                </a:lnTo>
+                                <a:lnTo>
+                                  <a:pt x="326634" y="471059"/>
+                                </a:lnTo>
+                                <a:lnTo>
+                                  <a:pt x="375799" y="461847"/>
+                                </a:lnTo>
+                                <a:lnTo>
+                                  <a:pt x="425118" y="454299"/>
+                                </a:lnTo>
+                                <a:lnTo>
+                                  <a:pt x="473585" y="448511"/>
+                                </a:lnTo>
+                                <a:lnTo>
+                                  <a:pt x="525881" y="448511"/>
+                                </a:lnTo>
+                                <a:lnTo>
+                                  <a:pt x="514676" y="443636"/>
+                                </a:lnTo>
+                                <a:lnTo>
+                                  <a:pt x="561915" y="441471"/>
+                                </a:lnTo>
+                                <a:lnTo>
+                                  <a:pt x="669708" y="441471"/>
+                                </a:lnTo>
+                                <a:lnTo>
+                                  <a:pt x="651615" y="431710"/>
+                                </a:lnTo>
+                                <a:lnTo>
+                                  <a:pt x="625639" y="426225"/>
+                                </a:lnTo>
+                                <a:lnTo>
+                                  <a:pt x="484032" y="426225"/>
+                                </a:lnTo>
+                                <a:lnTo>
+                                  <a:pt x="467872" y="416975"/>
+                                </a:lnTo>
+                                <a:lnTo>
+                                  <a:pt x="421352" y="385831"/>
+                                </a:lnTo>
+                                <a:lnTo>
+                                  <a:pt x="386769" y="350693"/>
+                                </a:lnTo>
+                                <a:lnTo>
+                                  <a:pt x="357278" y="308439"/>
+                                </a:lnTo>
+                                <a:lnTo>
+                                  <a:pt x="333071" y="261467"/>
+                                </a:lnTo>
+                                <a:lnTo>
+                                  <a:pt x="329491" y="252113"/>
+                                </a:lnTo>
+                                <a:close/>
+                              </a:path>
+                              <a:path w="684530" h="679450">
+                                <a:moveTo>
+                                  <a:pt x="525881" y="448511"/>
+                                </a:moveTo>
+                                <a:lnTo>
+                                  <a:pt x="473585" y="448511"/>
+                                </a:lnTo>
+                                <a:lnTo>
+                                  <a:pt x="519290" y="469166"/>
+                                </a:lnTo>
+                                <a:lnTo>
+                                  <a:pt x="564472" y="484727"/>
+                                </a:lnTo>
+                                <a:lnTo>
+                                  <a:pt x="605998" y="494542"/>
+                                </a:lnTo>
+                                <a:lnTo>
+                                  <a:pt x="640733" y="497959"/>
+                                </a:lnTo>
+                                <a:lnTo>
+                                  <a:pt x="655108" y="497023"/>
+                                </a:lnTo>
+                                <a:lnTo>
+                                  <a:pt x="665893" y="494129"/>
+                                </a:lnTo>
+                                <a:lnTo>
+                                  <a:pt x="673151" y="489145"/>
+                                </a:lnTo>
+                                <a:lnTo>
+                                  <a:pt x="674379" y="486816"/>
+                                </a:lnTo>
+                                <a:lnTo>
+                                  <a:pt x="655359" y="486816"/>
+                                </a:lnTo>
+                                <a:lnTo>
+                                  <a:pt x="627795" y="483693"/>
+                                </a:lnTo>
+                                <a:lnTo>
+                                  <a:pt x="593636" y="474889"/>
+                                </a:lnTo>
+                                <a:lnTo>
+                                  <a:pt x="555168" y="461254"/>
+                                </a:lnTo>
+                                <a:lnTo>
+                                  <a:pt x="525881" y="448511"/>
+                                </a:lnTo>
+                                <a:close/>
+                              </a:path>
+                              <a:path w="684530" h="679450">
+                                <a:moveTo>
+                                  <a:pt x="676949" y="481941"/>
+                                </a:moveTo>
+                                <a:lnTo>
+                                  <a:pt x="672074" y="484030"/>
+                                </a:lnTo>
+                                <a:lnTo>
+                                  <a:pt x="664413" y="486816"/>
+                                </a:lnTo>
+                                <a:lnTo>
+                                  <a:pt x="674379" y="486816"/>
+                                </a:lnTo>
+                                <a:lnTo>
+                                  <a:pt x="676949" y="481941"/>
+                                </a:lnTo>
+                                <a:close/>
+                              </a:path>
+                              <a:path w="684530" h="679450">
+                                <a:moveTo>
+                                  <a:pt x="669708" y="441471"/>
+                                </a:moveTo>
+                                <a:lnTo>
+                                  <a:pt x="561915" y="441471"/>
+                                </a:lnTo>
+                                <a:lnTo>
+                                  <a:pt x="616793" y="443027"/>
+                                </a:lnTo>
+                                <a:lnTo>
+                                  <a:pt x="661877" y="452549"/>
+                                </a:lnTo>
+                                <a:lnTo>
+                                  <a:pt x="679734" y="474280"/>
+                                </a:lnTo>
+                                <a:lnTo>
+                                  <a:pt x="681824" y="469405"/>
+                                </a:lnTo>
+                                <a:lnTo>
+                                  <a:pt x="683916" y="467316"/>
+                                </a:lnTo>
+                                <a:lnTo>
+                                  <a:pt x="683916" y="462440"/>
+                                </a:lnTo>
+                                <a:lnTo>
+                                  <a:pt x="675436" y="444561"/>
+                                </a:lnTo>
+                                <a:lnTo>
+                                  <a:pt x="669708" y="441471"/>
+                                </a:lnTo>
+                                <a:close/>
+                              </a:path>
+                              <a:path w="684530" h="679450">
+                                <a:moveTo>
+                                  <a:pt x="567606" y="421350"/>
+                                </a:moveTo>
+                                <a:lnTo>
+                                  <a:pt x="548965" y="421818"/>
+                                </a:lnTo>
+                                <a:lnTo>
+                                  <a:pt x="528692" y="423004"/>
+                                </a:lnTo>
+                                <a:lnTo>
+                                  <a:pt x="484032" y="426225"/>
+                                </a:lnTo>
+                                <a:lnTo>
+                                  <a:pt x="625639" y="426225"/>
+                                </a:lnTo>
+                                <a:lnTo>
+                                  <a:pt x="614867" y="423951"/>
+                                </a:lnTo>
+                                <a:lnTo>
+                                  <a:pt x="567606" y="421350"/>
+                                </a:lnTo>
+                                <a:close/>
+                              </a:path>
+                              <a:path w="684530" h="679450">
+                                <a:moveTo>
+                                  <a:pt x="325938" y="57108"/>
+                                </a:moveTo>
+                                <a:lnTo>
+                                  <a:pt x="322184" y="77675"/>
+                                </a:lnTo>
+                                <a:lnTo>
+                                  <a:pt x="317842" y="104118"/>
+                                </a:lnTo>
+                                <a:lnTo>
+                                  <a:pt x="312325" y="136830"/>
+                                </a:lnTo>
+                                <a:lnTo>
+                                  <a:pt x="305141" y="175678"/>
+                                </a:lnTo>
+                                <a:lnTo>
+                                  <a:pt x="305045" y="176201"/>
+                                </a:lnTo>
+                                <a:lnTo>
+                                  <a:pt x="319130" y="176201"/>
+                                </a:lnTo>
+                                <a:lnTo>
+                                  <a:pt x="319768" y="171695"/>
+                                </a:lnTo>
+                                <a:lnTo>
+                                  <a:pt x="322891" y="133369"/>
+                                </a:lnTo>
+                                <a:lnTo>
+                                  <a:pt x="324578" y="95565"/>
+                                </a:lnTo>
+                                <a:lnTo>
+                                  <a:pt x="325938" y="57108"/>
+                                </a:lnTo>
+                                <a:close/>
+                              </a:path>
+                              <a:path w="684530" h="679450">
+                                <a:moveTo>
+                                  <a:pt x="319222" y="4178"/>
+                                </a:moveTo>
+                                <a:lnTo>
+                                  <a:pt x="302259" y="4178"/>
+                                </a:lnTo>
+                                <a:lnTo>
+                                  <a:pt x="309778" y="8923"/>
+                                </a:lnTo>
+                                <a:lnTo>
+                                  <a:pt x="317031" y="16660"/>
+                                </a:lnTo>
+                                <a:lnTo>
+                                  <a:pt x="322728" y="28075"/>
+                                </a:lnTo>
+                                <a:lnTo>
+                                  <a:pt x="325938" y="44572"/>
+                                </a:lnTo>
+                                <a:lnTo>
+                                  <a:pt x="328550" y="18804"/>
+                                </a:lnTo>
+                                <a:lnTo>
+                                  <a:pt x="322804" y="5571"/>
+                                </a:lnTo>
+                                <a:lnTo>
+                                  <a:pt x="319222" y="4178"/>
+                                </a:lnTo>
+                                <a:close/>
+                              </a:path>
+                            </a:pathLst>
+                          </a:custGeom>
+                          <a:solidFill>
+                            <a:srgbClr val="FFD8D8"/>
+                          </a:solidFill>
+                        </wps:spPr>
+                        <wps:bodyPr wrap="square" lIns="0" tIns="0" rIns="0" bIns="0" rtlCol="0">
+                          <a:prstTxWarp prst="textNoShape">
+                            <a:avLst/>
+                          </a:prstTxWarp>
+                          <a:noAutofit/>
+                        </wps:bodyPr>
+                      </wps:wsp>
+                    </wpg:wgp>
+                  </a:graphicData>
+                </a:graphic>
+              </wp:anchor>
+            </w:drawing>
+          </mc:Choice>
+          <mc:Fallback>
+            <w:pict>
+              <v:group w14:anchorId="6AFA3C4F" id="Group 4" o:spid="_x0000_s1026" style="position:absolute;margin-left:199.7pt;margin-top:-41.55pt;width:210pt;height:57.35pt;z-index:-15764480;mso-wrap-distance-left:0;mso-wrap-distance-right:0;mso-position-horizontal-relative:page" coordsize="26670,7283" o:gfxdata="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">
+                <v:shape id="Graphic 5" o:spid="_x0000_s1027" style="position:absolute;top:7251;width:26670;height:13;visibility:visible;mso-wrap-style:square;v-text-anchor:top" coordsize="2667000,1270" o:gfxdata="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" path="m,l2667000,e" filled="f" strokeweight=".17183mm">
+                  <v:path arrowok="t"/>
+                </v:shape>
+                <v:shape id="Graphic 6" o:spid="_x0000_s1028" style="position:absolute;left:9238;width:6845;height:6794;visibility:visible;mso-wrap-style:square;v-text-anchor:top" coordsize="684530,679450" o:gfxdata="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" path="m123271,535567l63757,574264,25855,611654,5843,644083,,667892r4385,8815l8318,679038r45914,l56150,677643r-42918,l19261,652309,41612,616529,77273,575800r45998,-40233xem292508,l278819,9140r-7030,21155l269199,54061r-370,16976l269330,86392r6464,52200l287546,194809r4962,19000l288889,230982r-26208,71461l241926,351086r-24635,53490l189695,460090r-29571,54584l129281,565902,98297,610555,68016,645945,13232,677643r42918,l79311,660800r31870,-34427l148065,575800r42065,-68090l196674,505620r-6544,l225098,442782r27016,-52875l272398,345698r14771,-36837l297645,278098r7400,-25985l329491,252113,314098,211719r5032,-35518l305045,176201r-8010,-30557l291638,116132,288591,88448r-958,-25072l287769,57108r93,-4255l289461,35083r4342,-18423l302259,4178r16963,l310268,696,292508,xem676949,504227r-19501,l649787,511192r,18804l657448,536960r19501,l680431,533478r-20894,l653269,527906r,-14625l659537,507710r20894,l676949,504227xem680431,507710r-5572,l679734,513281r,14625l674859,533478r5572,l683913,529996r,-18804l680431,507710xem671377,509799r-11143,l660234,529996r3482,l663716,522335r8822,l672074,521638r-2090,-696l674163,519549r-10447,l663716,513978r9983,l673583,513281r-117,-696l671377,509799xem672538,522335r-4643,l669288,524424r696,2090l670681,529996r3482,l673466,526514r,-2786l672538,522335xem673699,513978r-5108,l669984,514674r,4179l667895,519549r6268,l674163,516763r-326,-1957l673815,514674r-116,-696xem329491,252113r-24446,l334869,314587r31263,46362l396759,393971r27919,22459l447817,431100r-49799,9622l346280,452919r-52607,14837l241266,485301r-51136,20319l196674,505620r35989,-11491l278245,481941r48389,-10882l375799,461847r49319,-7548l473585,448511r52296,l514676,443636r47239,-2165l669708,441471r-18093,-9761l625639,426225r-141607,l467872,416975,421352,385831,386769,350693,357278,308439,333071,261467r-3580,-9354xem525881,448511r-52296,l519290,469166r45182,15561l605998,494542r34735,3417l655108,497023r10785,-2894l673151,489145r1228,-2329l655359,486816r-27564,-3123l593636,474889,555168,461254,525881,448511xem676949,481941r-4875,2089l664413,486816r9966,l676949,481941xem669708,441471r-107793,l616793,443027r45084,9522l679734,474280r2090,-4875l683916,467316r,-4876l675436,444561r-5728,-3090xem567606,421350r-18641,468l528692,423004r-44660,3221l625639,426225r-10772,-2274l567606,421350xem325938,57108r-3754,20567l317842,104118r-5517,32712l305141,175678r-96,523l319130,176201r638,-4506l322891,133369r1687,-37804l325938,57108xem319222,4178r-16963,l309778,8923r7253,7737l322728,28075r3210,16497l328550,18804,322804,5571,319222,4178xe" fillcolor="#ffd8d8" stroked="f">
+                  <v:path arrowok="t"/>
+                </v:shape>
+                <w10:wrap anchorx="page"/>
+              </v:group>
+            </w:pict>
+          </mc:Fallback>
+        </mc:AlternateContent>
+      </w:r>
+      <w:r>
+        <w:rPr>
+          <w:rFonts w:ascii="Trebuchet MS"/>
+          <w:spacing w:val="-2"/>
+          <w:sz w:val="17"/>
+        </w:rPr>
+        <w:t>-03'00'</w:t>
+      </w:r>
+    </w:p>
+    <w:p>
+      <w:pPr>
+        <w:rPr>
+          <w:rFonts w:ascii="Trebuchet MS"/>
+          <w:sz w:val="17"/>
+        </w:rPr>
+        <w:sectPr>
+          <w:type w:val="continuous"/>
+          <w:pgSz w:w="11910" w:h="16840"/>
+          <w:pgMar w:top="660" w:right="992" w:bottom="0" w:left="1275" w:header="720" w:footer="720" w:gutter="0"/>
+          <w:cols w:num="2" w:space="720" w:equalWidth="0">
+            <w:col w:w="4650" w:space="40"/>
+            <w:col w:w="4953"/>
+          </w:cols>
+        </w:sectPr>
+      </w:pPr>
+    </w:p>
+    <w:p>
+      <w:pPr>
+        <w:pStyle w:val="Ttulo1"/>
+        <w:spacing w:before="257"/>
+        <w:ind w:right="7"/>
+        <w:jc w:val="center"/>
+        <w:rPr>
+          <w:rFonts w:ascii="Times New Roman" w:hAnsi="Times New Roman"/>
+        </w:rPr>
+      </w:pPr>
+      <w:r>
+        <w:rPr>
+          <w:rFonts w:ascii="Times New Roman" w:hAnsi="Times New Roman"/>
+          <w:spacing w:val="-2"/>
+        </w:rPr>
+        <w:t>FABÃO</w:t>
+      </w:r>
+    </w:p>
+    <w:p>
+      <w:pPr>
+        <w:pStyle w:val="Corpodetexto"/>
+        <w:spacing w:before="136"/>
+        <w:ind w:left="6" w:right="7"/>
+        <w:jc w:val="center"/>
+      </w:pPr>
+      <w:r>
+        <w:rPr>
+          <w:spacing w:val="-2"/>
+        </w:rPr>
+        <w:t>Vereador</w:t>
+      </w:r>
+    </w:p>
+    <w:p>
+      <w:pPr>
+        <w:pStyle w:val="Corpodetexto"/>
+        <w:rPr>
+          <w:sz w:val="22"/>
+        </w:rPr>
+      </w:pPr>
+    </w:p>
+    <w:p>
+      <w:pPr>
+        <w:pStyle w:val="Corpodetexto"/>
+        <w:spacing w:before="232"/>
+        <w:rPr>
+          <w:sz w:val="22"/>
+        </w:rPr>
+      </w:pPr>
+    </w:p>
+    <w:p>
+      <w:pPr>
+        <w:ind w:left="521"/>
+        <w:rPr>
+          <w:rFonts w:ascii="Arial" w:hAnsi="Arial"/>
+          <w:i/>
+        </w:rPr>
+      </w:pPr>
+      <w:r>
+        <w:rPr>
+          <w:rFonts w:ascii="Arial" w:hAnsi="Arial"/>
+          <w:i/>
+          <w:w w:val="80"/>
+        </w:rPr>
+        <w:t>Av.</w:t>
+      </w:r>
+      <w:r>
+        <w:rPr>
+          <w:rFonts w:ascii="Arial" w:hAnsi="Arial"/>
+          <w:i/>
+          <w:spacing w:val="-5"/>
+        </w:rPr>
+        <w:t xml:space="preserve"> </w:t>
+      </w:r>
+      <w:r>
+        <w:rPr>
+          <w:rFonts w:ascii="Arial" w:hAnsi="Arial"/>
+          <w:i/>
+          <w:w w:val="80"/>
+        </w:rPr>
+        <w:t>João</w:t>
+      </w:r>
+      <w:r>
+        <w:rPr>
+          <w:rFonts w:ascii="Arial" w:hAnsi="Arial"/>
+          <w:i/>
+          <w:spacing w:val="-3"/>
+        </w:rPr>
+        <w:t xml:space="preserve"> </w:t>
+      </w:r>
+      <w:r>
+        <w:rPr>
+          <w:rFonts w:ascii="Arial" w:hAnsi="Arial"/>
+          <w:i/>
+          <w:w w:val="80"/>
+        </w:rPr>
+        <w:t>Naves</w:t>
+      </w:r>
+      <w:r>
+        <w:rPr>
+          <w:rFonts w:ascii="Arial" w:hAnsi="Arial"/>
+          <w:i/>
+          <w:spacing w:val="-4"/>
+        </w:rPr>
+        <w:t xml:space="preserve"> </w:t>
+      </w:r>
+      <w:r>
+        <w:rPr>
+          <w:rFonts w:ascii="Arial" w:hAnsi="Arial"/>
+          <w:i/>
+          <w:w w:val="80"/>
+        </w:rPr>
+        <w:t>de</w:t>
+      </w:r>
+      <w:r>
+        <w:rPr>
+          <w:rFonts w:ascii="Arial" w:hAnsi="Arial"/>
+          <w:i/>
+          <w:spacing w:val="-3"/>
+        </w:rPr>
+        <w:t xml:space="preserve"> </w:t>
+      </w:r>
+      <w:r>
+        <w:rPr>
+          <w:rFonts w:ascii="Arial" w:hAnsi="Arial"/>
+          <w:i/>
+          <w:w w:val="80"/>
+        </w:rPr>
+        <w:t>Ávila,</w:t>
+      </w:r>
+      <w:r>
+        <w:rPr>
+          <w:rFonts w:ascii="Arial" w:hAnsi="Arial"/>
+          <w:i/>
+        </w:rPr>
+        <w:t xml:space="preserve"> </w:t>
+      </w:r>
+      <w:r>
+        <w:rPr>
+          <w:rFonts w:ascii="Arial" w:hAnsi="Arial"/>
+          <w:i/>
+          <w:w w:val="80"/>
+        </w:rPr>
+        <w:t>n°</w:t>
+      </w:r>
+      <w:r>
+        <w:rPr>
+          <w:rFonts w:ascii="Arial" w:hAnsi="Arial"/>
+          <w:i/>
+          <w:spacing w:val="-1"/>
+        </w:rPr>
+        <w:t xml:space="preserve"> </w:t>
+      </w:r>
+      <w:r>
+        <w:rPr>
+          <w:rFonts w:ascii="Arial" w:hAnsi="Arial"/>
+          <w:i/>
+          <w:w w:val="80"/>
+        </w:rPr>
+        <w:t>1.617,</w:t>
+      </w:r>
+      <w:r>
+        <w:rPr>
+          <w:rFonts w:ascii="Arial" w:hAnsi="Arial"/>
+          <w:i/>
+          <w:spacing w:val="1"/>
+        </w:rPr>
+        <w:t xml:space="preserve"> </w:t>
+      </w:r>
+      <w:r>
+        <w:rPr>
+          <w:rFonts w:ascii="Arial" w:hAnsi="Arial"/>
+          <w:i/>
+          <w:w w:val="80"/>
+        </w:rPr>
+        <w:t>Gabinete</w:t>
+      </w:r>
+      <w:r>
+        <w:rPr>
+          <w:rFonts w:ascii="Arial" w:hAnsi="Arial"/>
+          <w:i/>
+          <w:spacing w:val="-7"/>
+        </w:rPr>
+        <w:t xml:space="preserve"> </w:t>
+      </w:r>
+      <w:r>
+        <w:rPr>
+          <w:rFonts w:ascii="Arial" w:hAnsi="Arial"/>
+          <w:i/>
+          <w:w w:val="80"/>
+        </w:rPr>
+        <w:t>n°</w:t>
+      </w:r>
+      <w:r>
+        <w:rPr>
+          <w:rFonts w:ascii="Arial" w:hAnsi="Arial"/>
+          <w:i/>
+          <w:spacing w:val="-2"/>
+        </w:rPr>
+        <w:t xml:space="preserve"> </w:t>
+      </w:r>
+      <w:r>
+        <w:rPr>
+          <w:rFonts w:ascii="Arial" w:hAnsi="Arial"/>
+          <w:i/>
+          <w:w w:val="80"/>
+        </w:rPr>
+        <w:t>30,</w:t>
+      </w:r>
+      <w:r>
+        <w:rPr>
+          <w:rFonts w:ascii="Arial" w:hAnsi="Arial"/>
+          <w:i/>
+          <w:spacing w:val="1"/>
+        </w:rPr>
+        <w:t xml:space="preserve"> </w:t>
+      </w:r>
+      <w:r>
+        <w:rPr>
+          <w:rFonts w:ascii="Arial" w:hAnsi="Arial"/>
+          <w:i/>
+          <w:w w:val="80"/>
+        </w:rPr>
+        <w:t>bairro</w:t>
+      </w:r>
+      <w:r>
+        <w:rPr>
+          <w:rFonts w:ascii="Arial" w:hAnsi="Arial"/>
+          <w:i/>
+          <w:spacing w:val="-1"/>
+        </w:rPr>
+        <w:t xml:space="preserve"> </w:t>
+      </w:r>
+      <w:r>
+        <w:rPr>
+          <w:rFonts w:ascii="Arial" w:hAnsi="Arial"/>
+          <w:i/>
+          <w:w w:val="80"/>
+        </w:rPr>
+        <w:t>Santa</w:t>
+      </w:r>
+      <w:r>
+        <w:rPr>
+          <w:rFonts w:ascii="Arial" w:hAnsi="Arial"/>
+          <w:i/>
+          <w:spacing w:val="-7"/>
+        </w:rPr>
+        <w:t xml:space="preserve"> </w:t>
+      </w:r>
+      <w:r>
+        <w:rPr>
+          <w:rFonts w:ascii="Arial" w:hAnsi="Arial"/>
+          <w:i/>
+          <w:w w:val="80"/>
+        </w:rPr>
+        <w:t>Mônica,</w:t>
+      </w:r>
+      <w:r>
+        <w:rPr>
+          <w:rFonts w:ascii="Arial" w:hAnsi="Arial"/>
+          <w:i/>
+          <w:spacing w:val="-4"/>
+        </w:rPr>
+        <w:t xml:space="preserve"> </w:t>
+      </w:r>
+      <w:r>
+        <w:rPr>
+          <w:rFonts w:ascii="Arial" w:hAnsi="Arial"/>
+          <w:i/>
+          <w:w w:val="80"/>
+        </w:rPr>
+        <w:t>CEP:</w:t>
+      </w:r>
+      <w:r>
+        <w:rPr>
+          <w:rFonts w:ascii="Arial" w:hAnsi="Arial"/>
+          <w:i/>
+          <w:spacing w:val="1"/>
+        </w:rPr>
+        <w:t xml:space="preserve"> </w:t>
+      </w:r>
+      <w:r>
+        <w:rPr>
+          <w:rFonts w:ascii="Arial" w:hAnsi="Arial"/>
+          <w:i/>
+          <w:w w:val="80"/>
+        </w:rPr>
+        <w:t>38408-144,</w:t>
+      </w:r>
+      <w:r>
+        <w:rPr>
+          <w:rFonts w:ascii="Arial" w:hAnsi="Arial"/>
+          <w:i/>
+          <w:spacing w:val="-5"/>
+        </w:rPr>
+        <w:t xml:space="preserve"> </w:t>
+      </w:r>
+      <w:r>
+        <w:rPr>
+          <w:rFonts w:ascii="Arial" w:hAnsi="Arial"/>
+          <w:i/>
+          <w:w w:val="80"/>
+        </w:rPr>
+        <w:t>Uberlândia</w:t>
+      </w:r>
+      <w:r>
+        <w:rPr>
+          <w:rFonts w:ascii="Arial" w:hAnsi="Arial"/>
+          <w:i/>
+        </w:rPr>
+        <w:t xml:space="preserve"> </w:t>
+      </w:r>
+      <w:r>
+        <w:rPr>
+          <w:rFonts w:ascii="Arial" w:hAnsi="Arial"/>
+          <w:i/>
+          <w:w w:val="80"/>
+        </w:rPr>
+        <w:t>-</w:t>
+      </w:r>
+      <w:r>
+        <w:rPr>
+          <w:rFonts w:ascii="Arial" w:hAnsi="Arial"/>
+          <w:i/>
+          <w:spacing w:val="-5"/>
+          <w:w w:val="80"/>
+        </w:rPr>
+        <w:t>MG</w:t>
+      </w:r>
+    </w:p>
+    <w:sectPr>
+      <w:type w:val="continuous"/>
+      <w:pgSz w:w="11910" w:h="16840"/>
+      <w:pgMar w:top="660" w:right="992" w:bottom="0" w:left="1275" w:header="720" w:footer="720" w:gutter="0"/>
+      <w:cols w:space="720"/>
+    </w:sectPr>
+  </w:body>
+</w:document>
 </file>
 
 <file path=word/styles.xml><?xml version="1.0" encoding="utf-8"?>
